--- a/Exercise/giai_tich_1_bai_tap_lon_bai_giai.docx
+++ b/Exercise/giai_tich_1_bai_tap_lon_bai_giai.docx
@@ -5817,13 +5817,7 @@
             <w:rPr>
               <w:rFonts w:ascii="Cambria Math" w:hAnsi="Cambria Math"/>
             </w:rPr>
-            <m:t>PV=C</m:t>
-          </m:r>
-          <m:r>
-            <w:rPr>
-              <w:rFonts w:ascii="Cambria Math" w:hAnsi="Cambria Math"/>
-            </w:rPr>
-            <m:t xml:space="preserve"> </m:t>
+            <m:t xml:space="preserve">PV=C </m:t>
           </m:r>
           <m:d>
             <m:dPr>
@@ -5960,13 +5954,7 @@
             <w:rPr>
               <w:rFonts w:ascii="Cambria Math" w:hAnsi="Cambria Math"/>
             </w:rPr>
-            <m:t>⇔</m:t>
-          </m:r>
-          <m:r>
-            <w:rPr>
-              <w:rFonts w:ascii="Cambria Math" w:hAnsi="Cambria Math"/>
-            </w:rPr>
-            <m:t>V=</m:t>
+            <m:t>⇔V=</m:t>
           </m:r>
           <m:f>
             <m:fPr>
@@ -6097,13 +6085,7 @@
                 <w:rPr>
                   <w:rFonts w:ascii="Cambria Math" w:hAnsi="Cambria Math"/>
                 </w:rPr>
-                <m:t>d</m:t>
-              </m:r>
-              <m:r>
-                <w:rPr>
-                  <w:rFonts w:ascii="Cambria Math" w:hAnsi="Cambria Math"/>
-                </w:rPr>
-                <m:t>V</m:t>
+                <m:t>dV</m:t>
               </m:r>
             </m:num>
             <m:den>
@@ -6119,13 +6101,7 @@
             <w:rPr>
               <w:rFonts w:ascii="Cambria Math" w:hAnsi="Cambria Math"/>
             </w:rPr>
-            <m:t>=</m:t>
-          </m:r>
-          <m:r>
-            <w:rPr>
-              <w:rFonts w:ascii="Cambria Math" w:hAnsi="Cambria Math"/>
-            </w:rPr>
-            <m:t>-</m:t>
+            <m:t>=-</m:t>
           </m:r>
           <m:f>
             <m:fPr>
@@ -6286,13 +6262,7 @@
                 <w:rPr>
                   <w:rFonts w:ascii="Cambria Math" w:hAnsi="Cambria Math"/>
                 </w:rPr>
-                <m:t>d</m:t>
-              </m:r>
-              <m:r>
-                <w:rPr>
-                  <w:rFonts w:ascii="Cambria Math" w:hAnsi="Cambria Math"/>
-                </w:rPr>
-                <m:t>P</m:t>
+                <m:t>dP</m:t>
               </m:r>
             </m:num>
             <m:den>
@@ -6300,13 +6270,7 @@
                 <w:rPr>
                   <w:rFonts w:ascii="Cambria Math" w:hAnsi="Cambria Math"/>
                 </w:rPr>
-                <m:t>d</m:t>
-              </m:r>
-              <m:r>
-                <w:rPr>
-                  <w:rFonts w:ascii="Cambria Math" w:hAnsi="Cambria Math"/>
-                </w:rPr>
-                <m:t>t</m:t>
+                <m:t>dt</m:t>
               </m:r>
             </m:den>
           </m:f>
@@ -6314,13 +6278,7 @@
             <w:rPr>
               <w:rFonts w:ascii="Cambria Math" w:hAnsi="Cambria Math"/>
             </w:rPr>
-            <m:t>=</m:t>
-          </m:r>
-          <m:r>
-            <w:rPr>
-              <w:rFonts w:ascii="Cambria Math" w:hAnsi="Cambria Math"/>
-            </w:rPr>
-            <m:t>D</m:t>
+            <m:t>=D</m:t>
           </m:r>
         </m:oMath>
       </m:oMathPara>
@@ -6488,13 +6446,7 @@
             <w:rPr>
               <w:rFonts w:ascii="Cambria Math" w:hAnsi="Cambria Math"/>
             </w:rPr>
-            <m:t>=</m:t>
-          </m:r>
-          <m:r>
-            <w:rPr>
-              <w:rFonts w:ascii="Cambria Math" w:hAnsi="Cambria Math"/>
-            </w:rPr>
-            <m:t>-</m:t>
+            <m:t>=-</m:t>
           </m:r>
           <m:f>
             <m:fPr>
@@ -6578,25 +6530,7 @@
             <w:rPr>
               <w:rFonts w:ascii="Cambria Math" w:hAnsi="Cambria Math"/>
             </w:rPr>
-            <m:t>/</m:t>
-          </m:r>
-          <m:r>
-            <w:rPr>
-              <w:rFonts w:ascii="Cambria Math" w:hAnsi="Cambria Math"/>
-            </w:rPr>
-            <m:t>D</m:t>
-          </m:r>
-          <m:r>
-            <w:rPr>
-              <w:rFonts w:ascii="Cambria Math" w:hAnsi="Cambria Math"/>
-            </w:rPr>
-            <m:t>=</m:t>
-          </m:r>
-          <m:r>
-            <w:rPr>
-              <w:rFonts w:ascii="Cambria Math" w:hAnsi="Cambria Math"/>
-            </w:rPr>
-            <m:t>-</m:t>
+            <m:t>/D=-</m:t>
           </m:r>
           <m:f>
             <m:fPr>
@@ -6680,13 +6614,7 @@
             <w:rPr>
               <w:rFonts w:ascii="Cambria Math" w:hAnsi="Cambria Math"/>
             </w:rPr>
-            <m:t>=</m:t>
-          </m:r>
-          <m:r>
-            <w:rPr>
-              <w:rFonts w:ascii="Cambria Math" w:hAnsi="Cambria Math"/>
-            </w:rPr>
-            <m:t>-</m:t>
+            <m:t>=-</m:t>
           </m:r>
           <m:f>
             <m:fPr>
@@ -6702,13 +6630,7 @@
                 <w:rPr>
                   <w:rFonts w:ascii="Cambria Math" w:hAnsi="Cambria Math"/>
                 </w:rPr>
-                <m:t>C</m:t>
-              </m:r>
-              <m:r>
-                <w:rPr>
-                  <w:rFonts w:ascii="Cambria Math" w:hAnsi="Cambria Math"/>
-                </w:rPr>
-                <m:t>D</m:t>
+                <m:t>CD</m:t>
               </m:r>
             </m:num>
             <m:den>
@@ -6905,10 +6827,7 @@
         <w:t xml:space="preserve">, điều này nghĩa là, áp suất tăng thì </w:t>
       </w:r>
       <w:r>
-        <w:t>tốc độ thay đổi của thể tích theo thời gian</w:t>
-      </w:r>
-      <w:r>
-        <w:t xml:space="preserve"> sẽ giảm</w:t>
+        <w:t>tốc độ thay đổi của thể tích theo thời gian sẽ giảm</w:t>
       </w:r>
       <w:r>
         <w:t xml:space="preserve"> và ngược lại.</w:t>
@@ -7120,13 +7039,7 @@
             <w:rPr>
               <w:rFonts w:ascii="Cambria Math" w:hAnsi="Cambria Math"/>
             </w:rPr>
-            <m:t>β=</m:t>
-          </m:r>
-          <m:r>
-            <w:rPr>
-              <w:rFonts w:ascii="Cambria Math" w:hAnsi="Cambria Math"/>
-            </w:rPr>
-            <m:t>-</m:t>
+            <m:t>β=-</m:t>
           </m:r>
           <m:f>
             <m:fPr>
@@ -7476,8 +7389,4364 @@
     </w:p>
     <w:p>
       <w:pPr>
+        <w:pStyle w:val="Heading1"/>
+        <w:rPr>
+          <w:rFonts w:ascii="Times New Roman" w:hAnsi="Times New Roman" w:cs="Times New Roman"/>
+          <w:b/>
+          <w:bCs/>
+          <w:color w:val="0070C0"/>
+          <w:lang w:val="en-US"/>
+        </w:rPr>
+      </w:pPr>
+      <w:r>
+        <w:rPr>
+          <w:rFonts w:ascii="Times New Roman" w:hAnsi="Times New Roman" w:cs="Times New Roman"/>
+          <w:b/>
+          <w:bCs/>
+          <w:color w:val="0070C0"/>
+          <w:lang w:val="en-US"/>
+        </w:rPr>
+        <w:lastRenderedPageBreak/>
+        <w:t xml:space="preserve">VÍ DỤ </w:t>
+      </w:r>
+      <w:r>
+        <w:rPr>
+          <w:rFonts w:ascii="Times New Roman" w:hAnsi="Times New Roman" w:cs="Times New Roman"/>
+          <w:b/>
+          <w:bCs/>
+          <w:color w:val="0070C0"/>
+          <w:lang w:val="en-US"/>
+        </w:rPr>
+        <w:t>6</w:t>
+      </w:r>
+      <w:r>
+        <w:rPr>
+          <w:rFonts w:ascii="Times New Roman" w:hAnsi="Times New Roman" w:cs="Times New Roman"/>
+          <w:b/>
+          <w:bCs/>
+          <w:color w:val="0070C0"/>
+          <w:lang w:val="en-US"/>
+        </w:rPr>
+        <w:t>:</w:t>
+      </w:r>
+    </w:p>
+    <w:p>
+      <w:pPr>
+        <w:ind w:left="720"/>
+      </w:pPr>
+      <w:r>
+        <w:t>Giả sử ở ví dụ 4, mục 3.7, sách James Stewart</w:t>
+      </w:r>
+      <w:r>
+        <w:t>,</w:t>
+      </w:r>
+      <w:r>
+        <w:t xml:space="preserve"> một phân tử</w:t>
+      </w:r>
+      <w:r>
+        <w:t xml:space="preserve"> </w:t>
+      </w:r>
+      <w:r>
+        <w:t xml:space="preserve">chất </w:t>
+      </w:r>
+      <m:oMath>
+        <m:r>
+          <w:rPr>
+            <w:rFonts w:ascii="Cambria Math" w:hAnsi="Cambria Math"/>
+          </w:rPr>
+          <m:t>C</m:t>
+        </m:r>
+      </m:oMath>
+      <w:r>
+        <w:t xml:space="preserve"> được tạo ra khi một phân tử </w:t>
+      </w:r>
+      <w:r>
+        <w:t xml:space="preserve">chất </w:t>
+      </w:r>
+      <w:r>
+        <w:t>A tác dụng với một phân tử</w:t>
+      </w:r>
+      <w:r>
+        <w:t xml:space="preserve"> chất</w:t>
+      </w:r>
+      <w:r>
+        <w:t xml:space="preserve"> B, với điều kiện ban đầu là nồng độ của </w:t>
+      </w:r>
+      <m:oMath>
+        <m:r>
+          <w:rPr>
+            <w:rFonts w:ascii="Cambria Math" w:hAnsi="Cambria Math"/>
+          </w:rPr>
+          <m:t>A</m:t>
+        </m:r>
+      </m:oMath>
+      <w:r>
+        <w:t xml:space="preserve"> và </w:t>
+      </w:r>
+      <m:oMath>
+        <m:r>
+          <w:rPr>
+            <w:rFonts w:ascii="Cambria Math" w:hAnsi="Cambria Math"/>
+          </w:rPr>
+          <m:t>B</m:t>
+        </m:r>
+      </m:oMath>
+      <w:r>
+        <w:t xml:space="preserve"> là </w:t>
+      </w:r>
+      <m:oMath>
+        <m:r>
+          <w:rPr>
+            <w:rFonts w:ascii="Cambria Math" w:hAnsi="Cambria Math"/>
+          </w:rPr>
+          <m:t>[A]=[B]=a mol</m:t>
+        </m:r>
+        <m:r>
+          <w:rPr>
+            <w:rFonts w:ascii="Cambria Math" w:hAnsi="Cambria Math"/>
+          </w:rPr>
+          <m:t>es</m:t>
+        </m:r>
+        <m:r>
+          <w:rPr>
+            <w:rFonts w:ascii="Cambria Math" w:hAnsi="Cambria Math"/>
+          </w:rPr>
+          <m:t>/L</m:t>
+        </m:r>
+      </m:oMath>
+      <w:r>
+        <w:t xml:space="preserve">, khi đó nồng độ của </w:t>
+      </w:r>
+      <m:oMath>
+        <m:r>
+          <w:rPr>
+            <w:rFonts w:ascii="Cambria Math" w:hAnsi="Cambria Math"/>
+          </w:rPr>
+          <m:t>C</m:t>
+        </m:r>
+      </m:oMath>
+      <w:r>
+        <w:t xml:space="preserve"> là:</w:t>
+      </w:r>
+    </w:p>
+    <w:p>
+      <w:pPr>
+        <w:ind w:left="720"/>
+        <w:jc w:val="center"/>
+        <w:rPr>
+          <w:rFonts w:eastAsiaTheme="minorEastAsia"/>
+        </w:rPr>
+      </w:pPr>
+      <m:oMathPara>
+        <m:oMath>
+          <m:d>
+            <m:dPr>
+              <m:begChr m:val="["/>
+              <m:endChr m:val="]"/>
+              <m:ctrlPr>
+                <w:rPr>
+                  <w:rFonts w:ascii="Cambria Math" w:hAnsi="Cambria Math"/>
+                  <w:i/>
+                </w:rPr>
+              </m:ctrlPr>
+            </m:dPr>
+            <m:e>
+              <m:r>
+                <w:rPr>
+                  <w:rFonts w:ascii="Cambria Math" w:hAnsi="Cambria Math"/>
+                </w:rPr>
+                <m:t>C</m:t>
+              </m:r>
+            </m:e>
+          </m:d>
+          <m:r>
+            <w:rPr>
+              <w:rFonts w:ascii="Cambria Math" w:hAnsi="Cambria Math"/>
+            </w:rPr>
+            <m:t>=</m:t>
+          </m:r>
+          <m:f>
+            <m:fPr>
+              <m:ctrlPr>
+                <w:rPr>
+                  <w:rFonts w:ascii="Cambria Math" w:hAnsi="Cambria Math"/>
+                  <w:i/>
+                </w:rPr>
+              </m:ctrlPr>
+            </m:fPr>
+            <m:num>
+              <m:sSup>
+                <m:sSupPr>
+                  <m:ctrlPr>
+                    <w:rPr>
+                      <w:rFonts w:ascii="Cambria Math" w:hAnsi="Cambria Math"/>
+                      <w:i/>
+                    </w:rPr>
+                  </m:ctrlPr>
+                </m:sSupPr>
+                <m:e>
+                  <m:r>
+                    <w:rPr>
+                      <w:rFonts w:ascii="Cambria Math" w:hAnsi="Cambria Math"/>
+                    </w:rPr>
+                    <m:t>a</m:t>
+                  </m:r>
+                </m:e>
+                <m:sup>
+                  <m:r>
+                    <w:rPr>
+                      <w:rFonts w:ascii="Cambria Math" w:hAnsi="Cambria Math"/>
+                    </w:rPr>
+                    <m:t>2</m:t>
+                  </m:r>
+                </m:sup>
+              </m:sSup>
+              <m:r>
+                <w:rPr>
+                  <w:rFonts w:ascii="Cambria Math" w:hAnsi="Cambria Math"/>
+                </w:rPr>
+                <m:t>kt</m:t>
+              </m:r>
+            </m:num>
+            <m:den>
+              <m:r>
+                <w:rPr>
+                  <w:rFonts w:ascii="Cambria Math" w:hAnsi="Cambria Math"/>
+                </w:rPr>
+                <m:t>akt+1</m:t>
+              </m:r>
+            </m:den>
+          </m:f>
+        </m:oMath>
+      </m:oMathPara>
+    </w:p>
+    <w:p>
+      <w:pPr>
+        <w:ind w:left="720"/>
+      </w:pPr>
+      <m:oMath>
+        <m:r>
+          <w:rPr>
+            <w:rFonts w:ascii="Cambria Math" w:hAnsi="Cambria Math"/>
+          </w:rPr>
+          <m:t>k</m:t>
+        </m:r>
+      </m:oMath>
+      <w:r>
+        <w:t xml:space="preserve"> là hằng số.</w:t>
+      </w:r>
+    </w:p>
+    <w:p>
+      <w:pPr>
         <w:pStyle w:val="ListParagraph"/>
-        <w:ind w:left="1080" w:hanging="1080"/>
+        <w:numPr>
+          <w:ilvl w:val="0"/>
+          <w:numId w:val="11"/>
+        </w:numPr>
+      </w:pPr>
+      <w:r>
+        <w:t xml:space="preserve">Tìm tốc độ </w:t>
+      </w:r>
+      <w:r>
+        <w:t xml:space="preserve">của phản ứng trên tại thời điểm </w:t>
+      </w:r>
+      <m:oMath>
+        <m:r>
+          <w:rPr>
+            <w:rFonts w:ascii="Cambria Math" w:hAnsi="Cambria Math"/>
+          </w:rPr>
+          <m:t>t</m:t>
+        </m:r>
+      </m:oMath>
+      <w:r>
+        <w:t>.</w:t>
+      </w:r>
+    </w:p>
+    <w:p>
+      <w:pPr>
+        <w:pStyle w:val="ListParagraph"/>
+        <w:numPr>
+          <w:ilvl w:val="0"/>
+          <w:numId w:val="4"/>
+        </w:numPr>
+      </w:pPr>
+      <w:r>
+        <w:t xml:space="preserve">Tốc độ của phản ứng trên tương đương tốc độ thay đổi của nồng độ chất </w:t>
+      </w:r>
+      <m:oMath>
+        <m:r>
+          <w:rPr>
+            <w:rFonts w:ascii="Cambria Math" w:hAnsi="Cambria Math"/>
+          </w:rPr>
+          <m:t>C</m:t>
+        </m:r>
+      </m:oMath>
+      <w:r>
+        <w:rPr>
+          <w:rFonts w:eastAsiaTheme="minorEastAsia"/>
+        </w:rPr>
+        <w:t xml:space="preserve"> theo thời gian</w:t>
+      </w:r>
+      <w:r>
+        <w:rPr>
+          <w:rFonts w:eastAsiaTheme="minorEastAsia"/>
+        </w:rPr>
+        <w:t>:</w:t>
+      </w:r>
+    </w:p>
+    <w:p>
+      <w:pPr>
+        <w:pStyle w:val="ListParagraph"/>
+        <w:ind w:left="1080"/>
+        <w:jc w:val="center"/>
+      </w:pPr>
+      <m:oMathPara>
+        <m:oMath>
+          <m:r>
+            <w:rPr>
+              <w:rFonts w:ascii="Cambria Math" w:hAnsi="Cambria Math"/>
+            </w:rPr>
+            <m:t>rate of reaction=</m:t>
+          </m:r>
+          <m:f>
+            <m:fPr>
+              <m:ctrlPr>
+                <w:rPr>
+                  <w:rFonts w:ascii="Cambria Math" w:hAnsi="Cambria Math"/>
+                  <w:i/>
+                </w:rPr>
+              </m:ctrlPr>
+            </m:fPr>
+            <m:num>
+              <m:r>
+                <w:rPr>
+                  <w:rFonts w:ascii="Cambria Math" w:hAnsi="Cambria Math"/>
+                </w:rPr>
+                <m:t>d</m:t>
+              </m:r>
+              <m:d>
+                <m:dPr>
+                  <m:begChr m:val="["/>
+                  <m:endChr m:val="]"/>
+                  <m:ctrlPr>
+                    <w:rPr>
+                      <w:rFonts w:ascii="Cambria Math" w:hAnsi="Cambria Math"/>
+                      <w:i/>
+                    </w:rPr>
+                  </m:ctrlPr>
+                </m:dPr>
+                <m:e>
+                  <m:r>
+                    <w:rPr>
+                      <w:rFonts w:ascii="Cambria Math" w:hAnsi="Cambria Math"/>
+                    </w:rPr>
+                    <m:t>C</m:t>
+                  </m:r>
+                </m:e>
+              </m:d>
+            </m:num>
+            <m:den>
+              <m:r>
+                <w:rPr>
+                  <w:rFonts w:ascii="Cambria Math" w:hAnsi="Cambria Math"/>
+                </w:rPr>
+                <m:t>dt</m:t>
+              </m:r>
+            </m:den>
+          </m:f>
+          <m:r>
+            <w:rPr>
+              <w:rFonts w:ascii="Cambria Math" w:hAnsi="Cambria Math"/>
+            </w:rPr>
+            <m:t>=</m:t>
+          </m:r>
+          <m:f>
+            <m:fPr>
+              <m:ctrlPr>
+                <w:rPr>
+                  <w:rFonts w:ascii="Cambria Math" w:hAnsi="Cambria Math"/>
+                  <w:i/>
+                </w:rPr>
+              </m:ctrlPr>
+            </m:fPr>
+            <m:num>
+              <m:sSup>
+                <m:sSupPr>
+                  <m:ctrlPr>
+                    <w:rPr>
+                      <w:rFonts w:ascii="Cambria Math" w:hAnsi="Cambria Math"/>
+                      <w:i/>
+                    </w:rPr>
+                  </m:ctrlPr>
+                </m:sSupPr>
+                <m:e>
+                  <m:r>
+                    <w:rPr>
+                      <w:rFonts w:ascii="Cambria Math" w:hAnsi="Cambria Math"/>
+                    </w:rPr>
+                    <m:t>a</m:t>
+                  </m:r>
+                </m:e>
+                <m:sup>
+                  <m:r>
+                    <w:rPr>
+                      <w:rFonts w:ascii="Cambria Math" w:hAnsi="Cambria Math"/>
+                    </w:rPr>
+                    <m:t>2</m:t>
+                  </m:r>
+                </m:sup>
+              </m:sSup>
+              <m:r>
+                <w:rPr>
+                  <w:rFonts w:ascii="Cambria Math" w:hAnsi="Cambria Math"/>
+                </w:rPr>
+                <m:t>k</m:t>
+              </m:r>
+            </m:num>
+            <m:den>
+              <m:sSup>
+                <m:sSupPr>
+                  <m:ctrlPr>
+                    <w:rPr>
+                      <w:rFonts w:ascii="Cambria Math" w:hAnsi="Cambria Math"/>
+                      <w:i/>
+                    </w:rPr>
+                  </m:ctrlPr>
+                </m:sSupPr>
+                <m:e>
+                  <m:d>
+                    <m:dPr>
+                      <m:ctrlPr>
+                        <w:rPr>
+                          <w:rFonts w:ascii="Cambria Math" w:hAnsi="Cambria Math"/>
+                          <w:i/>
+                        </w:rPr>
+                      </m:ctrlPr>
+                    </m:dPr>
+                    <m:e>
+                      <m:r>
+                        <w:rPr>
+                          <w:rFonts w:ascii="Cambria Math" w:hAnsi="Cambria Math"/>
+                        </w:rPr>
+                        <m:t>akt+1</m:t>
+                      </m:r>
+                    </m:e>
+                  </m:d>
+                </m:e>
+                <m:sup>
+                  <m:r>
+                    <w:rPr>
+                      <w:rFonts w:ascii="Cambria Math" w:hAnsi="Cambria Math"/>
+                    </w:rPr>
+                    <m:t>2</m:t>
+                  </m:r>
+                </m:sup>
+              </m:sSup>
+            </m:den>
+          </m:f>
+        </m:oMath>
+      </m:oMathPara>
+    </w:p>
+    <w:p>
+      <w:pPr>
+        <w:pStyle w:val="ListParagraph"/>
+        <w:numPr>
+          <w:ilvl w:val="0"/>
+          <w:numId w:val="11"/>
+        </w:numPr>
+        <w:spacing w:line="360" w:lineRule="auto"/>
+      </w:pPr>
+      <w:r>
+        <w:t xml:space="preserve">Giả sử </w:t>
+      </w:r>
+      <m:oMath>
+        <m:r>
+          <w:rPr>
+            <w:rFonts w:ascii="Cambria Math" w:hAnsi="Cambria Math"/>
+          </w:rPr>
+          <m:t>x=</m:t>
+        </m:r>
+        <m:d>
+          <m:dPr>
+            <m:begChr m:val="["/>
+            <m:endChr m:val="]"/>
+            <m:ctrlPr>
+              <w:rPr>
+                <w:rFonts w:ascii="Cambria Math" w:hAnsi="Cambria Math"/>
+                <w:i/>
+              </w:rPr>
+            </m:ctrlPr>
+          </m:dPr>
+          <m:e>
+            <m:r>
+              <w:rPr>
+                <w:rFonts w:ascii="Cambria Math" w:hAnsi="Cambria Math"/>
+              </w:rPr>
+              <m:t>C</m:t>
+            </m:r>
+          </m:e>
+        </m:d>
+      </m:oMath>
+      <w:r>
+        <w:rPr>
+          <w:rFonts w:eastAsiaTheme="minorEastAsia"/>
+        </w:rPr>
+        <w:t>, khi đó chứng minh rằng:</w:t>
+      </w:r>
+    </w:p>
+    <w:p>
+      <w:pPr>
+        <w:pStyle w:val="ListParagraph"/>
+        <w:spacing w:line="360" w:lineRule="auto"/>
+        <w:ind w:left="1080"/>
+        <w:rPr>
+          <w:rFonts w:eastAsiaTheme="minorEastAsia"/>
+        </w:rPr>
+      </w:pPr>
+      <m:oMathPara>
+        <m:oMath>
+          <m:f>
+            <m:fPr>
+              <m:ctrlPr>
+                <w:rPr>
+                  <w:rFonts w:ascii="Cambria Math" w:hAnsi="Cambria Math"/>
+                  <w:i/>
+                </w:rPr>
+              </m:ctrlPr>
+            </m:fPr>
+            <m:num>
+              <m:r>
+                <w:rPr>
+                  <w:rFonts w:ascii="Cambria Math" w:hAnsi="Cambria Math"/>
+                </w:rPr>
+                <m:t>dx</m:t>
+              </m:r>
+            </m:num>
+            <m:den>
+              <m:r>
+                <w:rPr>
+                  <w:rFonts w:ascii="Cambria Math" w:hAnsi="Cambria Math"/>
+                </w:rPr>
+                <m:t>dt</m:t>
+              </m:r>
+            </m:den>
+          </m:f>
+          <m:r>
+            <w:rPr>
+              <w:rFonts w:ascii="Cambria Math" w:hAnsi="Cambria Math"/>
+            </w:rPr>
+            <m:t>=k</m:t>
+          </m:r>
+          <m:sSup>
+            <m:sSupPr>
+              <m:ctrlPr>
+                <w:rPr>
+                  <w:rFonts w:ascii="Cambria Math" w:hAnsi="Cambria Math"/>
+                  <w:i/>
+                </w:rPr>
+              </m:ctrlPr>
+            </m:sSupPr>
+            <m:e>
+              <m:d>
+                <m:dPr>
+                  <m:ctrlPr>
+                    <w:rPr>
+                      <w:rFonts w:ascii="Cambria Math" w:hAnsi="Cambria Math"/>
+                      <w:i/>
+                    </w:rPr>
+                  </m:ctrlPr>
+                </m:dPr>
+                <m:e>
+                  <m:r>
+                    <w:rPr>
+                      <w:rFonts w:ascii="Cambria Math" w:hAnsi="Cambria Math"/>
+                    </w:rPr>
+                    <m:t>a-x</m:t>
+                  </m:r>
+                </m:e>
+              </m:d>
+            </m:e>
+            <m:sup>
+              <m:r>
+                <w:rPr>
+                  <w:rFonts w:ascii="Cambria Math" w:hAnsi="Cambria Math"/>
+                </w:rPr>
+                <m:t>2</m:t>
+              </m:r>
+            </m:sup>
+          </m:sSup>
+        </m:oMath>
+      </m:oMathPara>
+    </w:p>
+    <w:p>
+      <w:pPr>
+        <w:pStyle w:val="ListParagraph"/>
+        <w:numPr>
+          <w:ilvl w:val="0"/>
+          <w:numId w:val="4"/>
+        </w:numPr>
+      </w:pPr>
+      <w:r>
+        <w:t>Ta có:</w:t>
+      </w:r>
+    </w:p>
+    <w:p>
+      <w:pPr>
+        <w:pStyle w:val="ListParagraph"/>
+        <w:ind w:left="1080"/>
+        <w:jc w:val="center"/>
+        <w:rPr>
+          <w:rFonts w:eastAsiaTheme="minorEastAsia"/>
+        </w:rPr>
+      </w:pPr>
+      <m:oMathPara>
+        <m:oMathParaPr>
+          <m:jc m:val="left"/>
+        </m:oMathParaPr>
+        <m:oMath>
+          <m:f>
+            <m:fPr>
+              <m:ctrlPr>
+                <w:rPr>
+                  <w:rFonts w:ascii="Cambria Math" w:hAnsi="Cambria Math"/>
+                  <w:i/>
+                </w:rPr>
+              </m:ctrlPr>
+            </m:fPr>
+            <m:num>
+              <m:r>
+                <w:rPr>
+                  <w:rFonts w:ascii="Cambria Math" w:hAnsi="Cambria Math"/>
+                </w:rPr>
+                <m:t>dx</m:t>
+              </m:r>
+            </m:num>
+            <m:den>
+              <m:r>
+                <w:rPr>
+                  <w:rFonts w:ascii="Cambria Math" w:hAnsi="Cambria Math"/>
+                </w:rPr>
+                <m:t>dt</m:t>
+              </m:r>
+            </m:den>
+          </m:f>
+          <m:r>
+            <w:rPr>
+              <w:rFonts w:ascii="Cambria Math" w:hAnsi="Cambria Math"/>
+            </w:rPr>
+            <m:t>=</m:t>
+          </m:r>
+          <m:f>
+            <m:fPr>
+              <m:ctrlPr>
+                <w:rPr>
+                  <w:rFonts w:ascii="Cambria Math" w:hAnsi="Cambria Math"/>
+                  <w:i/>
+                </w:rPr>
+              </m:ctrlPr>
+            </m:fPr>
+            <m:num>
+              <m:r>
+                <w:rPr>
+                  <w:rFonts w:ascii="Cambria Math" w:hAnsi="Cambria Math"/>
+                </w:rPr>
+                <m:t>d</m:t>
+              </m:r>
+              <m:d>
+                <m:dPr>
+                  <m:begChr m:val="["/>
+                  <m:endChr m:val="]"/>
+                  <m:ctrlPr>
+                    <w:rPr>
+                      <w:rFonts w:ascii="Cambria Math" w:hAnsi="Cambria Math"/>
+                      <w:i/>
+                    </w:rPr>
+                  </m:ctrlPr>
+                </m:dPr>
+                <m:e>
+                  <m:r>
+                    <w:rPr>
+                      <w:rFonts w:ascii="Cambria Math" w:hAnsi="Cambria Math"/>
+                    </w:rPr>
+                    <m:t>C</m:t>
+                  </m:r>
+                </m:e>
+              </m:d>
+            </m:num>
+            <m:den>
+              <m:r>
+                <w:rPr>
+                  <w:rFonts w:ascii="Cambria Math" w:hAnsi="Cambria Math"/>
+                </w:rPr>
+                <m:t>dt</m:t>
+              </m:r>
+            </m:den>
+          </m:f>
+          <m:r>
+            <w:rPr>
+              <w:rFonts w:ascii="Cambria Math" w:hAnsi="Cambria Math"/>
+            </w:rPr>
+            <m:t>=</m:t>
+          </m:r>
+          <m:f>
+            <m:fPr>
+              <m:ctrlPr>
+                <w:rPr>
+                  <w:rFonts w:ascii="Cambria Math" w:hAnsi="Cambria Math"/>
+                  <w:i/>
+                </w:rPr>
+              </m:ctrlPr>
+            </m:fPr>
+            <m:num>
+              <m:sSup>
+                <m:sSupPr>
+                  <m:ctrlPr>
+                    <w:rPr>
+                      <w:rFonts w:ascii="Cambria Math" w:hAnsi="Cambria Math"/>
+                      <w:i/>
+                    </w:rPr>
+                  </m:ctrlPr>
+                </m:sSupPr>
+                <m:e>
+                  <m:r>
+                    <w:rPr>
+                      <w:rFonts w:ascii="Cambria Math" w:hAnsi="Cambria Math"/>
+                    </w:rPr>
+                    <m:t>a</m:t>
+                  </m:r>
+                </m:e>
+                <m:sup>
+                  <m:r>
+                    <w:rPr>
+                      <w:rFonts w:ascii="Cambria Math" w:hAnsi="Cambria Math"/>
+                    </w:rPr>
+                    <m:t>2</m:t>
+                  </m:r>
+                </m:sup>
+              </m:sSup>
+              <m:r>
+                <w:rPr>
+                  <w:rFonts w:ascii="Cambria Math" w:hAnsi="Cambria Math"/>
+                </w:rPr>
+                <m:t>k</m:t>
+              </m:r>
+            </m:num>
+            <m:den>
+              <m:sSup>
+                <m:sSupPr>
+                  <m:ctrlPr>
+                    <w:rPr>
+                      <w:rFonts w:ascii="Cambria Math" w:hAnsi="Cambria Math"/>
+                      <w:i/>
+                    </w:rPr>
+                  </m:ctrlPr>
+                </m:sSupPr>
+                <m:e>
+                  <m:d>
+                    <m:dPr>
+                      <m:ctrlPr>
+                        <w:rPr>
+                          <w:rFonts w:ascii="Cambria Math" w:hAnsi="Cambria Math"/>
+                          <w:i/>
+                        </w:rPr>
+                      </m:ctrlPr>
+                    </m:dPr>
+                    <m:e>
+                      <m:r>
+                        <w:rPr>
+                          <w:rFonts w:ascii="Cambria Math" w:hAnsi="Cambria Math"/>
+                        </w:rPr>
+                        <m:t>akt+1</m:t>
+                      </m:r>
+                    </m:e>
+                  </m:d>
+                </m:e>
+                <m:sup>
+                  <m:r>
+                    <w:rPr>
+                      <w:rFonts w:ascii="Cambria Math" w:hAnsi="Cambria Math"/>
+                    </w:rPr>
+                    <m:t>2</m:t>
+                  </m:r>
+                </m:sup>
+              </m:sSup>
+            </m:den>
+          </m:f>
+          <m:r>
+            <w:rPr>
+              <w:rFonts w:ascii="Cambria Math" w:hAnsi="Cambria Math"/>
+            </w:rPr>
+            <m:t>=k</m:t>
+          </m:r>
+          <m:sSup>
+            <m:sSupPr>
+              <m:ctrlPr>
+                <w:rPr>
+                  <w:rFonts w:ascii="Cambria Math" w:hAnsi="Cambria Math"/>
+                  <w:i/>
+                </w:rPr>
+              </m:ctrlPr>
+            </m:sSupPr>
+            <m:e>
+              <m:d>
+                <m:dPr>
+                  <m:ctrlPr>
+                    <w:rPr>
+                      <w:rFonts w:ascii="Cambria Math" w:hAnsi="Cambria Math"/>
+                      <w:i/>
+                    </w:rPr>
+                  </m:ctrlPr>
+                </m:dPr>
+                <m:e>
+                  <m:f>
+                    <m:fPr>
+                      <m:ctrlPr>
+                        <w:rPr>
+                          <w:rFonts w:ascii="Cambria Math" w:hAnsi="Cambria Math"/>
+                          <w:i/>
+                        </w:rPr>
+                      </m:ctrlPr>
+                    </m:fPr>
+                    <m:num>
+                      <m:r>
+                        <w:rPr>
+                          <w:rFonts w:ascii="Cambria Math" w:hAnsi="Cambria Math"/>
+                        </w:rPr>
+                        <m:t>a</m:t>
+                      </m:r>
+                    </m:num>
+                    <m:den>
+                      <m:r>
+                        <w:rPr>
+                          <w:rFonts w:ascii="Cambria Math" w:hAnsi="Cambria Math"/>
+                        </w:rPr>
+                        <m:t>akt+1</m:t>
+                      </m:r>
+                    </m:den>
+                  </m:f>
+                </m:e>
+              </m:d>
+            </m:e>
+            <m:sup>
+              <m:r>
+                <w:rPr>
+                  <w:rFonts w:ascii="Cambria Math" w:hAnsi="Cambria Math"/>
+                </w:rPr>
+                <m:t>2</m:t>
+              </m:r>
+            </m:sup>
+          </m:sSup>
+          <m:r>
+            <w:rPr>
+              <w:rFonts w:ascii="Cambria Math" w:hAnsi="Cambria Math"/>
+            </w:rPr>
+            <m:t>=</m:t>
+          </m:r>
+          <m:r>
+            <w:rPr>
+              <w:rFonts w:ascii="Cambria Math" w:hAnsi="Cambria Math"/>
+            </w:rPr>
+            <m:t>k</m:t>
+          </m:r>
+          <m:sSup>
+            <m:sSupPr>
+              <m:ctrlPr>
+                <w:rPr>
+                  <w:rFonts w:ascii="Cambria Math" w:hAnsi="Cambria Math"/>
+                  <w:i/>
+                </w:rPr>
+              </m:ctrlPr>
+            </m:sSupPr>
+            <m:e>
+              <m:d>
+                <m:dPr>
+                  <m:ctrlPr>
+                    <w:rPr>
+                      <w:rFonts w:ascii="Cambria Math" w:hAnsi="Cambria Math"/>
+                      <w:i/>
+                    </w:rPr>
+                  </m:ctrlPr>
+                </m:dPr>
+                <m:e>
+                  <m:f>
+                    <m:fPr>
+                      <m:ctrlPr>
+                        <w:rPr>
+                          <w:rFonts w:ascii="Cambria Math" w:hAnsi="Cambria Math"/>
+                          <w:i/>
+                        </w:rPr>
+                      </m:ctrlPr>
+                    </m:fPr>
+                    <m:num>
+                      <m:sSup>
+                        <m:sSupPr>
+                          <m:ctrlPr>
+                            <w:rPr>
+                              <w:rFonts w:ascii="Cambria Math" w:hAnsi="Cambria Math"/>
+                              <w:i/>
+                            </w:rPr>
+                          </m:ctrlPr>
+                        </m:sSupPr>
+                        <m:e>
+                          <m:r>
+                            <w:rPr>
+                              <w:rFonts w:ascii="Cambria Math" w:hAnsi="Cambria Math"/>
+                            </w:rPr>
+                            <m:t>a</m:t>
+                          </m:r>
+                        </m:e>
+                        <m:sup>
+                          <m:r>
+                            <w:rPr>
+                              <w:rFonts w:ascii="Cambria Math" w:hAnsi="Cambria Math"/>
+                            </w:rPr>
+                            <m:t>2</m:t>
+                          </m:r>
+                        </m:sup>
+                      </m:sSup>
+                      <m:r>
+                        <w:rPr>
+                          <w:rFonts w:ascii="Cambria Math" w:hAnsi="Cambria Math"/>
+                        </w:rPr>
+                        <m:t>kt</m:t>
+                      </m:r>
+                      <m:r>
+                        <w:rPr>
+                          <w:rFonts w:ascii="Cambria Math" w:hAnsi="Cambria Math"/>
+                        </w:rPr>
+                        <m:t>+a</m:t>
+                      </m:r>
+                      <m:r>
+                        <w:rPr>
+                          <w:rFonts w:ascii="Cambria Math" w:hAnsi="Cambria Math"/>
+                        </w:rPr>
+                        <m:t>-</m:t>
+                      </m:r>
+                      <m:sSup>
+                        <m:sSupPr>
+                          <m:ctrlPr>
+                            <w:rPr>
+                              <w:rFonts w:ascii="Cambria Math" w:hAnsi="Cambria Math"/>
+                              <w:i/>
+                            </w:rPr>
+                          </m:ctrlPr>
+                        </m:sSupPr>
+                        <m:e>
+                          <m:r>
+                            <w:rPr>
+                              <w:rFonts w:ascii="Cambria Math" w:hAnsi="Cambria Math"/>
+                            </w:rPr>
+                            <m:t>a</m:t>
+                          </m:r>
+                        </m:e>
+                        <m:sup>
+                          <m:r>
+                            <w:rPr>
+                              <w:rFonts w:ascii="Cambria Math" w:hAnsi="Cambria Math"/>
+                            </w:rPr>
+                            <m:t>2</m:t>
+                          </m:r>
+                        </m:sup>
+                      </m:sSup>
+                      <m:r>
+                        <w:rPr>
+                          <w:rFonts w:ascii="Cambria Math" w:hAnsi="Cambria Math"/>
+                        </w:rPr>
+                        <m:t>kt</m:t>
+                      </m:r>
+                    </m:num>
+                    <m:den>
+                      <m:r>
+                        <w:rPr>
+                          <w:rFonts w:ascii="Cambria Math" w:hAnsi="Cambria Math"/>
+                        </w:rPr>
+                        <m:t>akt+1</m:t>
+                      </m:r>
+                    </m:den>
+                  </m:f>
+                </m:e>
+              </m:d>
+            </m:e>
+            <m:sup>
+              <m:r>
+                <w:rPr>
+                  <w:rFonts w:ascii="Cambria Math" w:hAnsi="Cambria Math"/>
+                </w:rPr>
+                <m:t>2</m:t>
+              </m:r>
+            </m:sup>
+          </m:sSup>
+        </m:oMath>
+      </m:oMathPara>
+    </w:p>
+    <w:p>
+      <w:pPr>
+        <w:pStyle w:val="ListParagraph"/>
+        <w:spacing w:line="480" w:lineRule="auto"/>
+        <w:ind w:left="1080"/>
+        <w:jc w:val="center"/>
+        <w:rPr>
+          <w:rFonts w:eastAsiaTheme="minorEastAsia"/>
+        </w:rPr>
+      </w:pPr>
+      <m:oMathPara>
+        <m:oMathParaPr>
+          <m:jc m:val="left"/>
+        </m:oMathParaPr>
+        <m:oMath>
+          <m:r>
+            <w:rPr>
+              <w:rFonts w:ascii="Cambria Math" w:hAnsi="Cambria Math"/>
+            </w:rPr>
+            <m:t>=</m:t>
+          </m:r>
+          <m:r>
+            <w:rPr>
+              <w:rFonts w:ascii="Cambria Math" w:hAnsi="Cambria Math"/>
+            </w:rPr>
+            <m:t>k</m:t>
+          </m:r>
+          <m:sSup>
+            <m:sSupPr>
+              <m:ctrlPr>
+                <w:rPr>
+                  <w:rFonts w:ascii="Cambria Math" w:hAnsi="Cambria Math"/>
+                  <w:i/>
+                </w:rPr>
+              </m:ctrlPr>
+            </m:sSupPr>
+            <m:e>
+              <m:d>
+                <m:dPr>
+                  <m:ctrlPr>
+                    <w:rPr>
+                      <w:rFonts w:ascii="Cambria Math" w:hAnsi="Cambria Math"/>
+                      <w:i/>
+                    </w:rPr>
+                  </m:ctrlPr>
+                </m:dPr>
+                <m:e>
+                  <m:f>
+                    <m:fPr>
+                      <m:ctrlPr>
+                        <w:rPr>
+                          <w:rFonts w:ascii="Cambria Math" w:hAnsi="Cambria Math"/>
+                          <w:i/>
+                        </w:rPr>
+                      </m:ctrlPr>
+                    </m:fPr>
+                    <m:num>
+                      <m:r>
+                        <w:rPr>
+                          <w:rFonts w:ascii="Cambria Math" w:hAnsi="Cambria Math"/>
+                        </w:rPr>
+                        <m:t>a</m:t>
+                      </m:r>
+                      <m:d>
+                        <m:dPr>
+                          <m:ctrlPr>
+                            <w:rPr>
+                              <w:rFonts w:ascii="Cambria Math" w:hAnsi="Cambria Math"/>
+                              <w:i/>
+                            </w:rPr>
+                          </m:ctrlPr>
+                        </m:dPr>
+                        <m:e>
+                          <m:r>
+                            <w:rPr>
+                              <w:rFonts w:ascii="Cambria Math" w:hAnsi="Cambria Math"/>
+                            </w:rPr>
+                            <m:t>akt+1</m:t>
+                          </m:r>
+                        </m:e>
+                      </m:d>
+                      <m:r>
+                        <w:rPr>
+                          <w:rFonts w:ascii="Cambria Math" w:hAnsi="Cambria Math"/>
+                        </w:rPr>
+                        <m:t>-</m:t>
+                      </m:r>
+                      <m:sSup>
+                        <m:sSupPr>
+                          <m:ctrlPr>
+                            <w:rPr>
+                              <w:rFonts w:ascii="Cambria Math" w:hAnsi="Cambria Math"/>
+                              <w:i/>
+                            </w:rPr>
+                          </m:ctrlPr>
+                        </m:sSupPr>
+                        <m:e>
+                          <m:r>
+                            <w:rPr>
+                              <w:rFonts w:ascii="Cambria Math" w:hAnsi="Cambria Math"/>
+                            </w:rPr>
+                            <m:t>a</m:t>
+                          </m:r>
+                        </m:e>
+                        <m:sup>
+                          <m:r>
+                            <w:rPr>
+                              <w:rFonts w:ascii="Cambria Math" w:hAnsi="Cambria Math"/>
+                            </w:rPr>
+                            <m:t>2</m:t>
+                          </m:r>
+                        </m:sup>
+                      </m:sSup>
+                      <m:r>
+                        <w:rPr>
+                          <w:rFonts w:ascii="Cambria Math" w:hAnsi="Cambria Math"/>
+                        </w:rPr>
+                        <m:t>kt</m:t>
+                      </m:r>
+                    </m:num>
+                    <m:den>
+                      <m:r>
+                        <w:rPr>
+                          <w:rFonts w:ascii="Cambria Math" w:hAnsi="Cambria Math"/>
+                        </w:rPr>
+                        <m:t>akt+1</m:t>
+                      </m:r>
+                    </m:den>
+                  </m:f>
+                </m:e>
+              </m:d>
+            </m:e>
+            <m:sup>
+              <m:r>
+                <w:rPr>
+                  <w:rFonts w:ascii="Cambria Math" w:hAnsi="Cambria Math"/>
+                </w:rPr>
+                <m:t>2</m:t>
+              </m:r>
+            </m:sup>
+          </m:sSup>
+          <m:r>
+            <w:rPr>
+              <w:rFonts w:ascii="Cambria Math" w:hAnsi="Cambria Math"/>
+            </w:rPr>
+            <m:t>=</m:t>
+          </m:r>
+          <m:r>
+            <w:rPr>
+              <w:rFonts w:ascii="Cambria Math" w:hAnsi="Cambria Math"/>
+            </w:rPr>
+            <m:t>k</m:t>
+          </m:r>
+          <m:sSup>
+            <m:sSupPr>
+              <m:ctrlPr>
+                <w:rPr>
+                  <w:rFonts w:ascii="Cambria Math" w:hAnsi="Cambria Math"/>
+                  <w:i/>
+                </w:rPr>
+              </m:ctrlPr>
+            </m:sSupPr>
+            <m:e>
+              <m:d>
+                <m:dPr>
+                  <m:ctrlPr>
+                    <w:rPr>
+                      <w:rFonts w:ascii="Cambria Math" w:hAnsi="Cambria Math"/>
+                      <w:i/>
+                    </w:rPr>
+                  </m:ctrlPr>
+                </m:dPr>
+                <m:e>
+                  <m:r>
+                    <w:rPr>
+                      <w:rFonts w:ascii="Cambria Math" w:hAnsi="Cambria Math"/>
+                    </w:rPr>
+                    <m:t>a-</m:t>
+                  </m:r>
+                  <m:f>
+                    <m:fPr>
+                      <m:ctrlPr>
+                        <w:rPr>
+                          <w:rFonts w:ascii="Cambria Math" w:hAnsi="Cambria Math"/>
+                          <w:i/>
+                        </w:rPr>
+                      </m:ctrlPr>
+                    </m:fPr>
+                    <m:num>
+                      <m:sSup>
+                        <m:sSupPr>
+                          <m:ctrlPr>
+                            <w:rPr>
+                              <w:rFonts w:ascii="Cambria Math" w:hAnsi="Cambria Math"/>
+                              <w:i/>
+                            </w:rPr>
+                          </m:ctrlPr>
+                        </m:sSupPr>
+                        <m:e>
+                          <m:r>
+                            <w:rPr>
+                              <w:rFonts w:ascii="Cambria Math" w:hAnsi="Cambria Math"/>
+                            </w:rPr>
+                            <m:t>a</m:t>
+                          </m:r>
+                        </m:e>
+                        <m:sup>
+                          <m:r>
+                            <w:rPr>
+                              <w:rFonts w:ascii="Cambria Math" w:hAnsi="Cambria Math"/>
+                            </w:rPr>
+                            <m:t>2</m:t>
+                          </m:r>
+                        </m:sup>
+                      </m:sSup>
+                      <m:r>
+                        <w:rPr>
+                          <w:rFonts w:ascii="Cambria Math" w:hAnsi="Cambria Math"/>
+                        </w:rPr>
+                        <m:t>kt</m:t>
+                      </m:r>
+                    </m:num>
+                    <m:den>
+                      <m:r>
+                        <w:rPr>
+                          <w:rFonts w:ascii="Cambria Math" w:hAnsi="Cambria Math"/>
+                        </w:rPr>
+                        <m:t>akt+1</m:t>
+                      </m:r>
+                    </m:den>
+                  </m:f>
+                </m:e>
+              </m:d>
+            </m:e>
+            <m:sup>
+              <m:r>
+                <w:rPr>
+                  <w:rFonts w:ascii="Cambria Math" w:hAnsi="Cambria Math"/>
+                </w:rPr>
+                <m:t>2</m:t>
+              </m:r>
+            </m:sup>
+          </m:sSup>
+          <m:r>
+            <w:rPr>
+              <w:rFonts w:ascii="Cambria Math" w:eastAsiaTheme="minorEastAsia" w:hAnsi="Cambria Math"/>
+            </w:rPr>
+            <m:t>=</m:t>
+          </m:r>
+          <m:r>
+            <w:rPr>
+              <w:rFonts w:ascii="Cambria Math" w:hAnsi="Cambria Math"/>
+            </w:rPr>
+            <m:t>k</m:t>
+          </m:r>
+          <m:sSup>
+            <m:sSupPr>
+              <m:ctrlPr>
+                <w:rPr>
+                  <w:rFonts w:ascii="Cambria Math" w:hAnsi="Cambria Math"/>
+                  <w:i/>
+                </w:rPr>
+              </m:ctrlPr>
+            </m:sSupPr>
+            <m:e>
+              <m:d>
+                <m:dPr>
+                  <m:ctrlPr>
+                    <w:rPr>
+                      <w:rFonts w:ascii="Cambria Math" w:hAnsi="Cambria Math"/>
+                      <w:i/>
+                    </w:rPr>
+                  </m:ctrlPr>
+                </m:dPr>
+                <m:e>
+                  <m:r>
+                    <w:rPr>
+                      <w:rFonts w:ascii="Cambria Math" w:hAnsi="Cambria Math"/>
+                    </w:rPr>
+                    <m:t>a-</m:t>
+                  </m:r>
+                  <m:d>
+                    <m:dPr>
+                      <m:begChr m:val="["/>
+                      <m:endChr m:val="]"/>
+                      <m:ctrlPr>
+                        <w:rPr>
+                          <w:rFonts w:ascii="Cambria Math" w:hAnsi="Cambria Math"/>
+                          <w:i/>
+                        </w:rPr>
+                      </m:ctrlPr>
+                    </m:dPr>
+                    <m:e>
+                      <m:r>
+                        <w:rPr>
+                          <w:rFonts w:ascii="Cambria Math" w:hAnsi="Cambria Math"/>
+                        </w:rPr>
+                        <m:t>C</m:t>
+                      </m:r>
+                    </m:e>
+                  </m:d>
+                </m:e>
+              </m:d>
+            </m:e>
+            <m:sup>
+              <m:r>
+                <w:rPr>
+                  <w:rFonts w:ascii="Cambria Math" w:hAnsi="Cambria Math"/>
+                </w:rPr>
+                <m:t>2</m:t>
+              </m:r>
+            </m:sup>
+          </m:sSup>
+          <m:r>
+            <w:rPr>
+              <w:rFonts w:ascii="Cambria Math" w:eastAsiaTheme="minorEastAsia" w:hAnsi="Cambria Math"/>
+            </w:rPr>
+            <m:t>=</m:t>
+          </m:r>
+          <m:r>
+            <w:rPr>
+              <w:rFonts w:ascii="Cambria Math" w:hAnsi="Cambria Math"/>
+            </w:rPr>
+            <m:t>k</m:t>
+          </m:r>
+          <m:sSup>
+            <m:sSupPr>
+              <m:ctrlPr>
+                <w:rPr>
+                  <w:rFonts w:ascii="Cambria Math" w:hAnsi="Cambria Math"/>
+                  <w:i/>
+                </w:rPr>
+              </m:ctrlPr>
+            </m:sSupPr>
+            <m:e>
+              <m:d>
+                <m:dPr>
+                  <m:ctrlPr>
+                    <w:rPr>
+                      <w:rFonts w:ascii="Cambria Math" w:hAnsi="Cambria Math"/>
+                      <w:i/>
+                    </w:rPr>
+                  </m:ctrlPr>
+                </m:dPr>
+                <m:e>
+                  <m:r>
+                    <w:rPr>
+                      <w:rFonts w:ascii="Cambria Math" w:hAnsi="Cambria Math"/>
+                    </w:rPr>
+                    <m:t>a-</m:t>
+                  </m:r>
+                  <m:r>
+                    <w:rPr>
+                      <w:rFonts w:ascii="Cambria Math" w:hAnsi="Cambria Math"/>
+                    </w:rPr>
+                    <m:t>x</m:t>
+                  </m:r>
+                </m:e>
+              </m:d>
+            </m:e>
+            <m:sup>
+              <m:r>
+                <w:rPr>
+                  <w:rFonts w:ascii="Cambria Math" w:hAnsi="Cambria Math"/>
+                </w:rPr>
+                <m:t>2</m:t>
+              </m:r>
+            </m:sup>
+          </m:sSup>
+          <m:r>
+            <w:rPr>
+              <w:rFonts w:ascii="Cambria Math" w:hAnsi="Cambria Math"/>
+            </w:rPr>
+            <m:t xml:space="preserve"> </m:t>
+          </m:r>
+          <m:d>
+            <m:dPr>
+              <m:ctrlPr>
+                <w:rPr>
+                  <w:rFonts w:ascii="Cambria Math" w:hAnsi="Cambria Math"/>
+                  <w:i/>
+                </w:rPr>
+              </m:ctrlPr>
+            </m:dPr>
+            <m:e>
+              <m:r>
+                <w:rPr>
+                  <w:rFonts w:ascii="Cambria Math" w:hAnsi="Cambria Math"/>
+                </w:rPr>
+                <m:t>đpcm</m:t>
+              </m:r>
+            </m:e>
+          </m:d>
+        </m:oMath>
+      </m:oMathPara>
+    </w:p>
+    <w:p>
+      <w:pPr>
+        <w:pStyle w:val="ListParagraph"/>
+        <w:numPr>
+          <w:ilvl w:val="0"/>
+          <w:numId w:val="11"/>
+        </w:numPr>
+      </w:pPr>
+      <w:r>
+        <w:t xml:space="preserve">Điều gì xảy ra với nồng độ các chất khi </w:t>
+      </w:r>
+      <m:oMath>
+        <m:r>
+          <w:rPr>
+            <w:rFonts w:ascii="Cambria Math" w:hAnsi="Cambria Math"/>
+          </w:rPr>
+          <m:t>t</m:t>
+        </m:r>
+        <m:r>
+          <w:rPr>
+            <w:rFonts w:ascii="Cambria Math" w:hAnsi="Cambria Math"/>
+          </w:rPr>
+          <m:t>→∞</m:t>
+        </m:r>
+      </m:oMath>
+      <w:r>
+        <w:rPr>
+          <w:rFonts w:eastAsiaTheme="minorEastAsia"/>
+        </w:rPr>
+        <w:t>?</w:t>
+      </w:r>
+    </w:p>
+    <w:p>
+      <w:pPr>
+        <w:pStyle w:val="ListParagraph"/>
+        <w:numPr>
+          <w:ilvl w:val="0"/>
+          <w:numId w:val="4"/>
+        </w:numPr>
+      </w:pPr>
+      <w:r>
+        <w:t xml:space="preserve">Xét nồng độ chất </w:t>
+      </w:r>
+      <m:oMath>
+        <m:r>
+          <w:rPr>
+            <w:rFonts w:ascii="Cambria Math" w:hAnsi="Cambria Math"/>
+          </w:rPr>
+          <m:t>C</m:t>
+        </m:r>
+      </m:oMath>
+      <w:r>
+        <w:rPr>
+          <w:rFonts w:eastAsiaTheme="minorEastAsia"/>
+        </w:rPr>
+        <w:t xml:space="preserve"> khi </w:t>
+      </w:r>
+      <m:oMath>
+        <m:r>
+          <w:rPr>
+            <w:rFonts w:ascii="Cambria Math" w:hAnsi="Cambria Math"/>
+          </w:rPr>
+          <m:t>t</m:t>
+        </m:r>
+        <m:r>
+          <w:rPr>
+            <w:rFonts w:ascii="Cambria Math" w:hAnsi="Cambria Math"/>
+          </w:rPr>
+          <m:t>→∞</m:t>
+        </m:r>
+      </m:oMath>
+      <w:r>
+        <w:rPr>
+          <w:rFonts w:eastAsiaTheme="minorEastAsia"/>
+        </w:rPr>
+        <w:t>:</w:t>
+      </w:r>
+    </w:p>
+    <w:p>
+      <w:pPr>
+        <w:pStyle w:val="ListParagraph"/>
+        <w:spacing w:line="360" w:lineRule="auto"/>
+        <w:ind w:left="1080"/>
+      </w:pPr>
+      <m:oMathPara>
+        <m:oMath>
+          <m:func>
+            <m:funcPr>
+              <m:ctrlPr>
+                <w:rPr>
+                  <w:rFonts w:ascii="Cambria Math" w:eastAsiaTheme="minorEastAsia" w:hAnsi="Cambria Math"/>
+                  <w:i/>
+                </w:rPr>
+              </m:ctrlPr>
+            </m:funcPr>
+            <m:fName>
+              <m:limLow>
+                <m:limLowPr>
+                  <m:ctrlPr>
+                    <w:rPr>
+                      <w:rFonts w:ascii="Cambria Math" w:eastAsiaTheme="minorEastAsia" w:hAnsi="Cambria Math"/>
+                      <w:i/>
+                    </w:rPr>
+                  </m:ctrlPr>
+                </m:limLowPr>
+                <m:e>
+                  <m:r>
+                    <m:rPr>
+                      <m:sty m:val="p"/>
+                    </m:rPr>
+                    <w:rPr>
+                      <w:rFonts w:ascii="Cambria Math" w:hAnsi="Cambria Math"/>
+                    </w:rPr>
+                    <m:t>lim</m:t>
+                  </m:r>
+                </m:e>
+                <m:lim>
+                  <m:r>
+                    <w:rPr>
+                      <w:rFonts w:ascii="Cambria Math" w:hAnsi="Cambria Math"/>
+                    </w:rPr>
+                    <m:t xml:space="preserve">t </m:t>
+                  </m:r>
+                  <m:r>
+                    <w:rPr>
+                      <w:rFonts w:ascii="Cambria Math" w:hAnsi="Cambria Math"/>
+                    </w:rPr>
+                    <m:t>→</m:t>
+                  </m:r>
+                  <m:r>
+                    <w:rPr>
+                      <w:rFonts w:ascii="Cambria Math" w:hAnsi="Cambria Math"/>
+                    </w:rPr>
+                    <m:t xml:space="preserve"> </m:t>
+                  </m:r>
+                  <m:r>
+                    <w:rPr>
+                      <w:rFonts w:ascii="Cambria Math" w:hAnsi="Cambria Math"/>
+                    </w:rPr>
+                    <m:t>∞</m:t>
+                  </m:r>
+                </m:lim>
+              </m:limLow>
+            </m:fName>
+            <m:e>
+              <m:d>
+                <m:dPr>
+                  <m:begChr m:val="["/>
+                  <m:endChr m:val="]"/>
+                  <m:ctrlPr>
+                    <w:rPr>
+                      <w:rFonts w:ascii="Cambria Math" w:hAnsi="Cambria Math"/>
+                      <w:i/>
+                    </w:rPr>
+                  </m:ctrlPr>
+                </m:dPr>
+                <m:e>
+                  <m:r>
+                    <w:rPr>
+                      <w:rFonts w:ascii="Cambria Math" w:hAnsi="Cambria Math"/>
+                    </w:rPr>
+                    <m:t>C</m:t>
+                  </m:r>
+                </m:e>
+              </m:d>
+            </m:e>
+          </m:func>
+          <m:r>
+            <w:rPr>
+              <w:rFonts w:ascii="Cambria Math" w:hAnsi="Cambria Math"/>
+            </w:rPr>
+            <m:t>=</m:t>
+          </m:r>
+          <m:func>
+            <m:funcPr>
+              <m:ctrlPr>
+                <w:rPr>
+                  <w:rFonts w:ascii="Cambria Math" w:eastAsiaTheme="minorEastAsia" w:hAnsi="Cambria Math"/>
+                  <w:i/>
+                </w:rPr>
+              </m:ctrlPr>
+            </m:funcPr>
+            <m:fName>
+              <m:limLow>
+                <m:limLowPr>
+                  <m:ctrlPr>
+                    <w:rPr>
+                      <w:rFonts w:ascii="Cambria Math" w:eastAsiaTheme="minorEastAsia" w:hAnsi="Cambria Math"/>
+                      <w:i/>
+                    </w:rPr>
+                  </m:ctrlPr>
+                </m:limLowPr>
+                <m:e>
+                  <m:r>
+                    <m:rPr>
+                      <m:sty m:val="p"/>
+                    </m:rPr>
+                    <w:rPr>
+                      <w:rFonts w:ascii="Cambria Math" w:hAnsi="Cambria Math"/>
+                    </w:rPr>
+                    <m:t>lim</m:t>
+                  </m:r>
+                </m:e>
+                <m:lim>
+                  <m:r>
+                    <w:rPr>
+                      <w:rFonts w:ascii="Cambria Math" w:hAnsi="Cambria Math"/>
+                    </w:rPr>
+                    <m:t xml:space="preserve">t </m:t>
+                  </m:r>
+                  <m:r>
+                    <w:rPr>
+                      <w:rFonts w:ascii="Cambria Math" w:hAnsi="Cambria Math"/>
+                    </w:rPr>
+                    <m:t>→</m:t>
+                  </m:r>
+                  <m:r>
+                    <w:rPr>
+                      <w:rFonts w:ascii="Cambria Math" w:hAnsi="Cambria Math"/>
+                    </w:rPr>
+                    <m:t xml:space="preserve"> </m:t>
+                  </m:r>
+                  <m:r>
+                    <w:rPr>
+                      <w:rFonts w:ascii="Cambria Math" w:hAnsi="Cambria Math"/>
+                    </w:rPr>
+                    <m:t>∞</m:t>
+                  </m:r>
+                </m:lim>
+              </m:limLow>
+            </m:fName>
+            <m:e>
+              <m:f>
+                <m:fPr>
+                  <m:ctrlPr>
+                    <w:rPr>
+                      <w:rFonts w:ascii="Cambria Math" w:hAnsi="Cambria Math"/>
+                      <w:i/>
+                    </w:rPr>
+                  </m:ctrlPr>
+                </m:fPr>
+                <m:num>
+                  <m:sSup>
+                    <m:sSupPr>
+                      <m:ctrlPr>
+                        <w:rPr>
+                          <w:rFonts w:ascii="Cambria Math" w:hAnsi="Cambria Math"/>
+                          <w:i/>
+                        </w:rPr>
+                      </m:ctrlPr>
+                    </m:sSupPr>
+                    <m:e>
+                      <m:r>
+                        <w:rPr>
+                          <w:rFonts w:ascii="Cambria Math" w:hAnsi="Cambria Math"/>
+                        </w:rPr>
+                        <m:t>a</m:t>
+                      </m:r>
+                    </m:e>
+                    <m:sup>
+                      <m:r>
+                        <w:rPr>
+                          <w:rFonts w:ascii="Cambria Math" w:hAnsi="Cambria Math"/>
+                        </w:rPr>
+                        <m:t>2</m:t>
+                      </m:r>
+                    </m:sup>
+                  </m:sSup>
+                  <m:r>
+                    <w:rPr>
+                      <w:rFonts w:ascii="Cambria Math" w:hAnsi="Cambria Math"/>
+                    </w:rPr>
+                    <m:t>kt</m:t>
+                  </m:r>
+                </m:num>
+                <m:den>
+                  <m:r>
+                    <w:rPr>
+                      <w:rFonts w:ascii="Cambria Math" w:hAnsi="Cambria Math"/>
+                    </w:rPr>
+                    <m:t>akt+1</m:t>
+                  </m:r>
+                </m:den>
+              </m:f>
+            </m:e>
+          </m:func>
+          <m:r>
+            <w:rPr>
+              <w:rFonts w:ascii="Cambria Math" w:eastAsiaTheme="minorEastAsia" w:hAnsi="Cambria Math"/>
+            </w:rPr>
+            <m:t>=</m:t>
+          </m:r>
+          <m:f>
+            <m:fPr>
+              <m:ctrlPr>
+                <w:rPr>
+                  <w:rFonts w:ascii="Cambria Math" w:eastAsiaTheme="minorEastAsia" w:hAnsi="Cambria Math"/>
+                  <w:i/>
+                </w:rPr>
+              </m:ctrlPr>
+            </m:fPr>
+            <m:num>
+              <m:sSup>
+                <m:sSupPr>
+                  <m:ctrlPr>
+                    <w:rPr>
+                      <w:rFonts w:ascii="Cambria Math" w:hAnsi="Cambria Math"/>
+                      <w:i/>
+                    </w:rPr>
+                  </m:ctrlPr>
+                </m:sSupPr>
+                <m:e>
+                  <m:r>
+                    <w:rPr>
+                      <w:rFonts w:ascii="Cambria Math" w:hAnsi="Cambria Math"/>
+                    </w:rPr>
+                    <m:t>a</m:t>
+                  </m:r>
+                </m:e>
+                <m:sup>
+                  <m:r>
+                    <w:rPr>
+                      <w:rFonts w:ascii="Cambria Math" w:hAnsi="Cambria Math"/>
+                    </w:rPr>
+                    <m:t>2</m:t>
+                  </m:r>
+                </m:sup>
+              </m:sSup>
+              <m:r>
+                <w:rPr>
+                  <w:rFonts w:ascii="Cambria Math" w:hAnsi="Cambria Math"/>
+                </w:rPr>
+                <m:t>k</m:t>
+              </m:r>
+            </m:num>
+            <m:den>
+              <m:r>
+                <w:rPr>
+                  <w:rFonts w:ascii="Cambria Math" w:eastAsiaTheme="minorEastAsia" w:hAnsi="Cambria Math"/>
+                </w:rPr>
+                <m:t>ak</m:t>
+              </m:r>
+            </m:den>
+          </m:f>
+          <m:r>
+            <w:rPr>
+              <w:rFonts w:ascii="Cambria Math" w:eastAsiaTheme="minorEastAsia" w:hAnsi="Cambria Math"/>
+            </w:rPr>
+            <m:t>=</m:t>
+          </m:r>
+          <m:r>
+            <w:rPr>
+              <w:rFonts w:ascii="Cambria Math" w:eastAsiaTheme="minorEastAsia" w:hAnsi="Cambria Math"/>
+            </w:rPr>
+            <m:t>a</m:t>
+          </m:r>
+        </m:oMath>
+      </m:oMathPara>
+    </w:p>
+    <w:p>
+      <w:pPr>
+        <w:pStyle w:val="ListParagraph"/>
+        <w:numPr>
+          <w:ilvl w:val="0"/>
+          <w:numId w:val="4"/>
+        </w:numPr>
+      </w:pPr>
+      <w:r>
+        <w:t xml:space="preserve">Như vậy, khi thời gian dần đến vô tận, nồng độ chất </w:t>
+      </w:r>
+      <m:oMath>
+        <m:r>
+          <w:rPr>
+            <w:rFonts w:ascii="Cambria Math" w:hAnsi="Cambria Math"/>
+          </w:rPr>
+          <m:t>C</m:t>
+        </m:r>
+      </m:oMath>
+      <w:r>
+        <w:t xml:space="preserve"> sẽ dần tới </w:t>
+      </w:r>
+      <m:oMath>
+        <m:r>
+          <w:rPr>
+            <w:rFonts w:ascii="Cambria Math" w:hAnsi="Cambria Math"/>
+          </w:rPr>
+          <m:t>a mol</m:t>
+        </m:r>
+        <m:r>
+          <w:rPr>
+            <w:rFonts w:ascii="Cambria Math" w:hAnsi="Cambria Math"/>
+          </w:rPr>
+          <m:t>es</m:t>
+        </m:r>
+        <m:r>
+          <w:rPr>
+            <w:rFonts w:ascii="Cambria Math" w:hAnsi="Cambria Math"/>
+          </w:rPr>
+          <m:t>/L</m:t>
+        </m:r>
+      </m:oMath>
+      <w:r>
+        <w:rPr>
+          <w:rFonts w:eastAsiaTheme="minorEastAsia"/>
+        </w:rPr>
+        <w:t xml:space="preserve">, và do mỗi phân tử chất </w:t>
+      </w:r>
+      <m:oMath>
+        <m:r>
+          <w:rPr>
+            <w:rFonts w:ascii="Cambria Math" w:hAnsi="Cambria Math"/>
+          </w:rPr>
+          <m:t>C</m:t>
+        </m:r>
+      </m:oMath>
+      <w:r>
+        <w:rPr>
+          <w:rFonts w:eastAsiaTheme="minorEastAsia"/>
+        </w:rPr>
+        <w:t xml:space="preserve"> được tạo </w:t>
+      </w:r>
+      <w:r>
+        <w:rPr>
+          <w:rFonts w:eastAsiaTheme="minorEastAsia"/>
+        </w:rPr>
+        <w:t>thành từ</w:t>
+      </w:r>
+      <w:r>
+        <w:rPr>
+          <w:rFonts w:eastAsiaTheme="minorEastAsia"/>
+        </w:rPr>
+        <w:t xml:space="preserve"> </w:t>
+      </w:r>
+      <w:r>
+        <w:rPr>
+          <w:rFonts w:eastAsiaTheme="minorEastAsia"/>
+        </w:rPr>
+        <w:t>một</w:t>
+      </w:r>
+      <w:r>
+        <w:rPr>
+          <w:rFonts w:eastAsiaTheme="minorEastAsia"/>
+        </w:rPr>
+        <w:t xml:space="preserve"> phân tử chất </w:t>
+      </w:r>
+      <m:oMath>
+        <m:r>
+          <w:rPr>
+            <w:rFonts w:ascii="Cambria Math" w:eastAsiaTheme="minorEastAsia" w:hAnsi="Cambria Math"/>
+          </w:rPr>
+          <m:t>A</m:t>
+        </m:r>
+      </m:oMath>
+      <w:r>
+        <w:rPr>
+          <w:rFonts w:eastAsiaTheme="minorEastAsia"/>
+        </w:rPr>
+        <w:t xml:space="preserve"> và </w:t>
+      </w:r>
+      <w:r>
+        <w:rPr>
+          <w:rFonts w:eastAsiaTheme="minorEastAsia"/>
+        </w:rPr>
+        <w:t>một</w:t>
+      </w:r>
+      <w:r>
+        <w:rPr>
+          <w:rFonts w:eastAsiaTheme="minorEastAsia"/>
+        </w:rPr>
+        <w:t xml:space="preserve"> phân tử chất </w:t>
+      </w:r>
+      <m:oMath>
+        <m:r>
+          <w:rPr>
+            <w:rFonts w:ascii="Cambria Math" w:eastAsiaTheme="minorEastAsia" w:hAnsi="Cambria Math"/>
+          </w:rPr>
+          <m:t>B</m:t>
+        </m:r>
+      </m:oMath>
+      <w:r>
+        <w:rPr>
+          <w:rFonts w:eastAsiaTheme="minorEastAsia"/>
+        </w:rPr>
+        <w:t xml:space="preserve">, do đó, nồng độ của </w:t>
+      </w:r>
+      <m:oMath>
+        <m:r>
+          <w:rPr>
+            <w:rFonts w:ascii="Cambria Math" w:eastAsiaTheme="minorEastAsia" w:hAnsi="Cambria Math"/>
+          </w:rPr>
+          <m:t>A</m:t>
+        </m:r>
+      </m:oMath>
+      <w:r>
+        <w:rPr>
+          <w:rFonts w:eastAsiaTheme="minorEastAsia"/>
+        </w:rPr>
+        <w:t xml:space="preserve"> và </w:t>
+      </w:r>
+      <m:oMath>
+        <m:r>
+          <w:rPr>
+            <w:rFonts w:ascii="Cambria Math" w:eastAsiaTheme="minorEastAsia" w:hAnsi="Cambria Math"/>
+          </w:rPr>
+          <m:t>B</m:t>
+        </m:r>
+      </m:oMath>
+      <w:r>
+        <w:rPr>
+          <w:rFonts w:eastAsiaTheme="minorEastAsia"/>
+        </w:rPr>
+        <w:t xml:space="preserve"> từ </w:t>
+      </w:r>
+      <m:oMath>
+        <m:r>
+          <w:rPr>
+            <w:rFonts w:ascii="Cambria Math" w:hAnsi="Cambria Math"/>
+          </w:rPr>
+          <m:t>a mol</m:t>
+        </m:r>
+        <m:r>
+          <w:rPr>
+            <w:rFonts w:ascii="Cambria Math" w:hAnsi="Cambria Math"/>
+          </w:rPr>
+          <m:t>es</m:t>
+        </m:r>
+        <m:r>
+          <w:rPr>
+            <w:rFonts w:ascii="Cambria Math" w:hAnsi="Cambria Math"/>
+          </w:rPr>
+          <m:t>/L</m:t>
+        </m:r>
+      </m:oMath>
+      <w:r>
+        <w:rPr>
+          <w:rFonts w:eastAsiaTheme="minorEastAsia"/>
+        </w:rPr>
+        <w:t xml:space="preserve"> sẽ dần giảm xuống còn </w:t>
+      </w:r>
+      <m:oMath>
+        <m:r>
+          <w:rPr>
+            <w:rFonts w:ascii="Cambria Math" w:hAnsi="Cambria Math"/>
+          </w:rPr>
+          <m:t>0</m:t>
+        </m:r>
+        <m:r>
+          <w:rPr>
+            <w:rFonts w:ascii="Cambria Math" w:hAnsi="Cambria Math"/>
+          </w:rPr>
+          <m:t xml:space="preserve"> mol</m:t>
+        </m:r>
+        <m:r>
+          <w:rPr>
+            <w:rFonts w:ascii="Cambria Math" w:hAnsi="Cambria Math"/>
+          </w:rPr>
+          <m:t>es</m:t>
+        </m:r>
+        <m:r>
+          <w:rPr>
+            <w:rFonts w:ascii="Cambria Math" w:hAnsi="Cambria Math"/>
+          </w:rPr>
+          <m:t>/L</m:t>
+        </m:r>
+      </m:oMath>
+      <w:r>
+        <w:rPr>
+          <w:rFonts w:eastAsiaTheme="minorEastAsia"/>
+        </w:rPr>
+        <w:t>.</w:t>
+      </w:r>
+    </w:p>
+    <w:p>
+      <w:pPr>
+        <w:pStyle w:val="ListParagraph"/>
+        <w:numPr>
+          <w:ilvl w:val="0"/>
+          <w:numId w:val="11"/>
+        </w:numPr>
+      </w:pPr>
+      <w:r>
+        <w:t xml:space="preserve">Điều gì xảy ra với tốc độ phản ứng khi </w:t>
+      </w:r>
+      <m:oMath>
+        <m:r>
+          <w:rPr>
+            <w:rFonts w:ascii="Cambria Math" w:hAnsi="Cambria Math"/>
+          </w:rPr>
+          <m:t>t</m:t>
+        </m:r>
+        <m:r>
+          <w:rPr>
+            <w:rFonts w:ascii="Cambria Math" w:hAnsi="Cambria Math"/>
+          </w:rPr>
+          <m:t>→∞</m:t>
+        </m:r>
+      </m:oMath>
+      <w:r>
+        <w:rPr>
+          <w:rFonts w:eastAsiaTheme="minorEastAsia"/>
+        </w:rPr>
+        <w:t>?</w:t>
+      </w:r>
+    </w:p>
+    <w:p>
+      <w:pPr>
+        <w:pStyle w:val="ListParagraph"/>
+        <w:numPr>
+          <w:ilvl w:val="0"/>
+          <w:numId w:val="4"/>
+        </w:numPr>
+      </w:pPr>
+      <w:r>
+        <w:t>Ta có:</w:t>
+      </w:r>
+    </w:p>
+    <w:p>
+      <w:pPr>
+        <w:pStyle w:val="ListParagraph"/>
+        <w:spacing w:line="360" w:lineRule="auto"/>
+        <w:ind w:left="1080"/>
+        <w:jc w:val="center"/>
+      </w:pPr>
+      <m:oMathPara>
+        <m:oMath>
+          <m:func>
+            <m:funcPr>
+              <m:ctrlPr>
+                <w:rPr>
+                  <w:rFonts w:ascii="Cambria Math" w:hAnsi="Cambria Math"/>
+                  <w:i/>
+                </w:rPr>
+              </m:ctrlPr>
+            </m:funcPr>
+            <m:fName>
+              <m:limLow>
+                <m:limLowPr>
+                  <m:ctrlPr>
+                    <w:rPr>
+                      <w:rFonts w:ascii="Cambria Math" w:hAnsi="Cambria Math"/>
+                      <w:i/>
+                    </w:rPr>
+                  </m:ctrlPr>
+                </m:limLowPr>
+                <m:e>
+                  <m:r>
+                    <m:rPr>
+                      <m:sty m:val="p"/>
+                    </m:rPr>
+                    <w:rPr>
+                      <w:rFonts w:ascii="Cambria Math" w:hAnsi="Cambria Math"/>
+                    </w:rPr>
+                    <m:t>lim</m:t>
+                  </m:r>
+                </m:e>
+                <m:lim>
+                  <m:r>
+                    <w:rPr>
+                      <w:rFonts w:ascii="Cambria Math" w:hAnsi="Cambria Math"/>
+                    </w:rPr>
+                    <m:t xml:space="preserve">t </m:t>
+                  </m:r>
+                  <m:r>
+                    <w:rPr>
+                      <w:rFonts w:ascii="Cambria Math" w:hAnsi="Cambria Math"/>
+                    </w:rPr>
+                    <m:t>→</m:t>
+                  </m:r>
+                  <m:r>
+                    <w:rPr>
+                      <w:rFonts w:ascii="Cambria Math" w:hAnsi="Cambria Math"/>
+                    </w:rPr>
+                    <m:t xml:space="preserve"> </m:t>
+                  </m:r>
+                  <m:r>
+                    <w:rPr>
+                      <w:rFonts w:ascii="Cambria Math" w:hAnsi="Cambria Math"/>
+                    </w:rPr>
+                    <m:t>∞</m:t>
+                  </m:r>
+                </m:lim>
+              </m:limLow>
+            </m:fName>
+            <m:e>
+              <m:f>
+                <m:fPr>
+                  <m:ctrlPr>
+                    <w:rPr>
+                      <w:rFonts w:ascii="Cambria Math" w:hAnsi="Cambria Math"/>
+                      <w:i/>
+                    </w:rPr>
+                  </m:ctrlPr>
+                </m:fPr>
+                <m:num>
+                  <m:r>
+                    <w:rPr>
+                      <w:rFonts w:ascii="Cambria Math" w:hAnsi="Cambria Math"/>
+                    </w:rPr>
+                    <m:t>d</m:t>
+                  </m:r>
+                  <m:d>
+                    <m:dPr>
+                      <m:begChr m:val="["/>
+                      <m:endChr m:val="]"/>
+                      <m:ctrlPr>
+                        <w:rPr>
+                          <w:rFonts w:ascii="Cambria Math" w:hAnsi="Cambria Math"/>
+                          <w:i/>
+                        </w:rPr>
+                      </m:ctrlPr>
+                    </m:dPr>
+                    <m:e>
+                      <m:r>
+                        <w:rPr>
+                          <w:rFonts w:ascii="Cambria Math" w:hAnsi="Cambria Math"/>
+                        </w:rPr>
+                        <m:t>C</m:t>
+                      </m:r>
+                    </m:e>
+                  </m:d>
+                </m:num>
+                <m:den>
+                  <m:r>
+                    <w:rPr>
+                      <w:rFonts w:ascii="Cambria Math" w:hAnsi="Cambria Math"/>
+                    </w:rPr>
+                    <m:t>dt</m:t>
+                  </m:r>
+                </m:den>
+              </m:f>
+            </m:e>
+          </m:func>
+          <m:r>
+            <w:rPr>
+              <w:rFonts w:ascii="Cambria Math" w:hAnsi="Cambria Math"/>
+            </w:rPr>
+            <m:t>=</m:t>
+          </m:r>
+          <m:func>
+            <m:funcPr>
+              <m:ctrlPr>
+                <w:rPr>
+                  <w:rFonts w:ascii="Cambria Math" w:hAnsi="Cambria Math"/>
+                  <w:i/>
+                </w:rPr>
+              </m:ctrlPr>
+            </m:funcPr>
+            <m:fName>
+              <m:limLow>
+                <m:limLowPr>
+                  <m:ctrlPr>
+                    <w:rPr>
+                      <w:rFonts w:ascii="Cambria Math" w:hAnsi="Cambria Math"/>
+                      <w:i/>
+                    </w:rPr>
+                  </m:ctrlPr>
+                </m:limLowPr>
+                <m:e>
+                  <m:r>
+                    <m:rPr>
+                      <m:sty m:val="p"/>
+                    </m:rPr>
+                    <w:rPr>
+                      <w:rFonts w:ascii="Cambria Math" w:hAnsi="Cambria Math"/>
+                    </w:rPr>
+                    <m:t>lim</m:t>
+                  </m:r>
+                </m:e>
+                <m:lim>
+                  <m:r>
+                    <w:rPr>
+                      <w:rFonts w:ascii="Cambria Math" w:hAnsi="Cambria Math"/>
+                    </w:rPr>
+                    <m:t xml:space="preserve">t </m:t>
+                  </m:r>
+                  <m:r>
+                    <w:rPr>
+                      <w:rFonts w:ascii="Cambria Math" w:hAnsi="Cambria Math"/>
+                    </w:rPr>
+                    <m:t>→</m:t>
+                  </m:r>
+                  <m:r>
+                    <w:rPr>
+                      <w:rFonts w:ascii="Cambria Math" w:hAnsi="Cambria Math"/>
+                    </w:rPr>
+                    <m:t xml:space="preserve"> </m:t>
+                  </m:r>
+                  <m:r>
+                    <w:rPr>
+                      <w:rFonts w:ascii="Cambria Math" w:hAnsi="Cambria Math"/>
+                    </w:rPr>
+                    <m:t>∞</m:t>
+                  </m:r>
+                </m:lim>
+              </m:limLow>
+            </m:fName>
+            <m:e>
+              <m:f>
+                <m:fPr>
+                  <m:ctrlPr>
+                    <w:rPr>
+                      <w:rFonts w:ascii="Cambria Math" w:hAnsi="Cambria Math"/>
+                      <w:i/>
+                    </w:rPr>
+                  </m:ctrlPr>
+                </m:fPr>
+                <m:num>
+                  <m:sSup>
+                    <m:sSupPr>
+                      <m:ctrlPr>
+                        <w:rPr>
+                          <w:rFonts w:ascii="Cambria Math" w:hAnsi="Cambria Math"/>
+                          <w:i/>
+                        </w:rPr>
+                      </m:ctrlPr>
+                    </m:sSupPr>
+                    <m:e>
+                      <m:r>
+                        <w:rPr>
+                          <w:rFonts w:ascii="Cambria Math" w:hAnsi="Cambria Math"/>
+                        </w:rPr>
+                        <m:t>a</m:t>
+                      </m:r>
+                    </m:e>
+                    <m:sup>
+                      <m:r>
+                        <w:rPr>
+                          <w:rFonts w:ascii="Cambria Math" w:hAnsi="Cambria Math"/>
+                        </w:rPr>
+                        <m:t>2</m:t>
+                      </m:r>
+                    </m:sup>
+                  </m:sSup>
+                  <m:r>
+                    <w:rPr>
+                      <w:rFonts w:ascii="Cambria Math" w:hAnsi="Cambria Math"/>
+                    </w:rPr>
+                    <m:t>k</m:t>
+                  </m:r>
+                </m:num>
+                <m:den>
+                  <m:sSup>
+                    <m:sSupPr>
+                      <m:ctrlPr>
+                        <w:rPr>
+                          <w:rFonts w:ascii="Cambria Math" w:hAnsi="Cambria Math"/>
+                          <w:i/>
+                        </w:rPr>
+                      </m:ctrlPr>
+                    </m:sSupPr>
+                    <m:e>
+                      <m:d>
+                        <m:dPr>
+                          <m:ctrlPr>
+                            <w:rPr>
+                              <w:rFonts w:ascii="Cambria Math" w:hAnsi="Cambria Math"/>
+                              <w:i/>
+                            </w:rPr>
+                          </m:ctrlPr>
+                        </m:dPr>
+                        <m:e>
+                          <m:r>
+                            <w:rPr>
+                              <w:rFonts w:ascii="Cambria Math" w:hAnsi="Cambria Math"/>
+                            </w:rPr>
+                            <m:t>akt+1</m:t>
+                          </m:r>
+                        </m:e>
+                      </m:d>
+                    </m:e>
+                    <m:sup>
+                      <m:r>
+                        <w:rPr>
+                          <w:rFonts w:ascii="Cambria Math" w:hAnsi="Cambria Math"/>
+                        </w:rPr>
+                        <m:t>2</m:t>
+                      </m:r>
+                    </m:sup>
+                  </m:sSup>
+                </m:den>
+              </m:f>
+            </m:e>
+          </m:func>
+          <m:r>
+            <w:rPr>
+              <w:rFonts w:ascii="Cambria Math" w:hAnsi="Cambria Math"/>
+            </w:rPr>
+            <m:t>=</m:t>
+          </m:r>
+          <m:f>
+            <m:fPr>
+              <m:ctrlPr>
+                <w:rPr>
+                  <w:rFonts w:ascii="Cambria Math" w:hAnsi="Cambria Math"/>
+                  <w:i/>
+                </w:rPr>
+              </m:ctrlPr>
+            </m:fPr>
+            <m:num>
+              <m:sSup>
+                <m:sSupPr>
+                  <m:ctrlPr>
+                    <w:rPr>
+                      <w:rFonts w:ascii="Cambria Math" w:hAnsi="Cambria Math"/>
+                      <w:i/>
+                    </w:rPr>
+                  </m:ctrlPr>
+                </m:sSupPr>
+                <m:e>
+                  <m:r>
+                    <w:rPr>
+                      <w:rFonts w:ascii="Cambria Math" w:hAnsi="Cambria Math"/>
+                    </w:rPr>
+                    <m:t>a</m:t>
+                  </m:r>
+                </m:e>
+                <m:sup>
+                  <m:r>
+                    <w:rPr>
+                      <w:rFonts w:ascii="Cambria Math" w:hAnsi="Cambria Math"/>
+                    </w:rPr>
+                    <m:t>2</m:t>
+                  </m:r>
+                </m:sup>
+              </m:sSup>
+              <m:r>
+                <w:rPr>
+                  <w:rFonts w:ascii="Cambria Math" w:hAnsi="Cambria Math"/>
+                </w:rPr>
+                <m:t>k</m:t>
+              </m:r>
+            </m:num>
+            <m:den>
+              <m:r>
+                <w:rPr>
+                  <w:rFonts w:ascii="Cambria Math" w:hAnsi="Cambria Math"/>
+                </w:rPr>
+                <m:t>∞</m:t>
+              </m:r>
+            </m:den>
+          </m:f>
+          <m:r>
+            <w:rPr>
+              <w:rFonts w:ascii="Cambria Math" w:hAnsi="Cambria Math"/>
+            </w:rPr>
+            <m:t>=0</m:t>
+          </m:r>
+        </m:oMath>
+      </m:oMathPara>
+    </w:p>
+    <w:p>
+      <w:pPr>
+        <w:pStyle w:val="ListParagraph"/>
+        <w:numPr>
+          <w:ilvl w:val="0"/>
+          <w:numId w:val="4"/>
+        </w:numPr>
+      </w:pPr>
+      <w:r>
+        <w:rPr>
+          <w:rFonts w:eastAsiaTheme="minorEastAsia"/>
+        </w:rPr>
+        <w:t xml:space="preserve">Như vậy khi thời gian dần đến vô tận thì tốc độ phản ứng sẽ tiến về </w:t>
+      </w:r>
+      <m:oMath>
+        <m:r>
+          <w:rPr>
+            <w:rFonts w:ascii="Cambria Math" w:hAnsi="Cambria Math"/>
+          </w:rPr>
+          <m:t>0</m:t>
+        </m:r>
+      </m:oMath>
+      <w:r>
+        <w:rPr>
+          <w:rFonts w:eastAsiaTheme="minorEastAsia"/>
+        </w:rPr>
+        <w:t>.</w:t>
+      </w:r>
+    </w:p>
+    <w:p>
+      <w:pPr>
+        <w:pStyle w:val="ListParagraph"/>
+        <w:numPr>
+          <w:ilvl w:val="0"/>
+          <w:numId w:val="11"/>
+        </w:numPr>
+      </w:pPr>
+      <w:r>
+        <w:t>Kết quả từ câu (c) và câu (d) có ý nghĩa thực tế gì?</w:t>
+      </w:r>
+    </w:p>
+    <w:p>
+      <w:pPr>
+        <w:pStyle w:val="ListParagraph"/>
+        <w:numPr>
+          <w:ilvl w:val="0"/>
+          <w:numId w:val="4"/>
+        </w:numPr>
+      </w:pPr>
+      <w:r>
+        <w:t xml:space="preserve">Khi thời gian trôi dần đến vô tận, toàn bộ chất </w:t>
+      </w:r>
+      <m:oMath>
+        <m:r>
+          <w:rPr>
+            <w:rFonts w:ascii="Cambria Math" w:eastAsiaTheme="minorEastAsia" w:hAnsi="Cambria Math"/>
+          </w:rPr>
+          <m:t>A</m:t>
+        </m:r>
+      </m:oMath>
+      <w:r>
+        <w:t xml:space="preserve"> và </w:t>
+      </w:r>
+      <m:oMath>
+        <m:r>
+          <w:rPr>
+            <w:rFonts w:ascii="Cambria Math" w:hAnsi="Cambria Math"/>
+          </w:rPr>
+          <m:t>B</m:t>
+        </m:r>
+      </m:oMath>
+      <w:r>
+        <w:t xml:space="preserve"> sẽ được chuyển hóa thành chất </w:t>
+      </w:r>
+      <m:oMath>
+        <m:r>
+          <w:rPr>
+            <w:rFonts w:ascii="Cambria Math" w:hAnsi="Cambria Math"/>
+          </w:rPr>
+          <m:t>C</m:t>
+        </m:r>
+      </m:oMath>
+      <w:r>
+        <w:t xml:space="preserve">, và do đó, sẽ không còn phản ứng nào diễn ra nữa. </w:t>
+      </w:r>
+    </w:p>
+    <w:p>
+      <w:pPr>
+        <w:pStyle w:val="ListParagraph"/>
+        <w:ind w:left="1080"/>
+      </w:pPr>
+    </w:p>
+    <w:p>
+      <w:pPr>
+        <w:pStyle w:val="ListParagraph"/>
+        <w:spacing w:line="276" w:lineRule="auto"/>
+        <w:ind w:left="1080"/>
+        <w:jc w:val="center"/>
+        <w:rPr>
+          <w:rFonts w:ascii="Times New Roman" w:eastAsiaTheme="minorEastAsia" w:hAnsi="Times New Roman" w:cs="Times New Roman"/>
+          <w:b/>
+          <w:bCs/>
+          <w:color w:val="2E74B5" w:themeColor="accent5" w:themeShade="BF"/>
+          <w:u w:val="single"/>
+        </w:rPr>
+      </w:pPr>
+      <w:r>
+        <w:rPr>
+          <w:rFonts w:ascii="Times New Roman" w:eastAsiaTheme="minorEastAsia" w:hAnsi="Times New Roman" w:cs="Times New Roman"/>
+          <w:b/>
+          <w:bCs/>
+          <w:color w:val="2E74B5" w:themeColor="accent5" w:themeShade="BF"/>
+          <w:u w:val="single"/>
+        </w:rPr>
+        <w:t>KIỂM TRA ĐÁP ÁN BẰNG MATLAB</w:t>
+      </w:r>
+    </w:p>
+    <w:p>
+      <w:pPr>
+        <w:rPr>
+          <w:noProof/>
+        </w:rPr>
+      </w:pPr>
+    </w:p>
+    <w:p>
+      <w:pPr>
+        <w:ind w:hanging="900"/>
+        <w:rPr>
+          <w:noProof/>
+        </w:rPr>
+      </w:pPr>
+      <w:r>
+        <w:rPr>
+          <w:noProof/>
+        </w:rPr>
+        <w:lastRenderedPageBreak/>
+        <w:t xml:space="preserve"> </w:t>
+      </w:r>
+      <w:r>
+        <w:rPr>
+          <w:noProof/>
+        </w:rPr>
+        <w:drawing>
+          <wp:inline distT="0" distB="0" distL="0" distR="0" wp14:anchorId="3930BB2F" wp14:editId="77D1B106">
+            <wp:extent cx="5943600" cy="1827049"/>
+            <wp:effectExtent l="0" t="0" r="0" b="1905"/>
+            <wp:docPr id="1702690715" name="Picture 1"/>
+            <wp:cNvGraphicFramePr>
+              <a:graphicFrameLocks xmlns:a="http://schemas.openxmlformats.org/drawingml/2006/main" noChangeAspect="1"/>
+            </wp:cNvGraphicFramePr>
+            <a:graphic xmlns:a="http://schemas.openxmlformats.org/drawingml/2006/main">
+              <a:graphicData uri="http://schemas.openxmlformats.org/drawingml/2006/picture">
+                <pic:pic xmlns:pic="http://schemas.openxmlformats.org/drawingml/2006/picture">
+                  <pic:nvPicPr>
+                    <pic:cNvPr id="1702690715" name=""/>
+                    <pic:cNvPicPr/>
+                  </pic:nvPicPr>
+                  <pic:blipFill rotWithShape="1">
+                    <a:blip r:embed="rId13"/>
+                    <a:srcRect l="37749" t="25077" r="7116" b="44788"/>
+                    <a:stretch/>
+                  </pic:blipFill>
+                  <pic:spPr bwMode="auto">
+                    <a:xfrm>
+                      <a:off x="0" y="0"/>
+                      <a:ext cx="5943600" cy="1827049"/>
+                    </a:xfrm>
+                    <a:prstGeom prst="rect">
+                      <a:avLst/>
+                    </a:prstGeom>
+                    <a:ln>
+                      <a:noFill/>
+                    </a:ln>
+                    <a:extLst>
+                      <a:ext uri="{53640926-AAD7-44D8-BBD7-CCE9431645EC}">
+                        <a14:shadowObscured xmlns:a14="http://schemas.microsoft.com/office/drawing/2010/main"/>
+                      </a:ext>
+                    </a:extLst>
+                  </pic:spPr>
+                </pic:pic>
+              </a:graphicData>
+            </a:graphic>
+          </wp:inline>
+        </w:drawing>
+      </w:r>
+    </w:p>
+    <w:p>
+      <w:r>
+        <w:br w:type="page"/>
+      </w:r>
+    </w:p>
+    <w:p>
+      <w:pPr>
+        <w:pStyle w:val="Heading1"/>
+        <w:rPr>
+          <w:rFonts w:ascii="Times New Roman" w:hAnsi="Times New Roman" w:cs="Times New Roman"/>
+          <w:b/>
+          <w:bCs/>
+          <w:color w:val="0070C0"/>
+          <w:lang w:val="en-US"/>
+        </w:rPr>
+      </w:pPr>
+      <w:r>
+        <w:rPr>
+          <w:rFonts w:ascii="Times New Roman" w:hAnsi="Times New Roman" w:cs="Times New Roman"/>
+          <w:b/>
+          <w:bCs/>
+          <w:color w:val="0070C0"/>
+          <w:lang w:val="en-US"/>
+        </w:rPr>
+        <w:lastRenderedPageBreak/>
+        <w:t xml:space="preserve">VÍ DỤ </w:t>
+      </w:r>
+      <w:r>
+        <w:rPr>
+          <w:rFonts w:ascii="Times New Roman" w:hAnsi="Times New Roman" w:cs="Times New Roman"/>
+          <w:b/>
+          <w:bCs/>
+          <w:color w:val="0070C0"/>
+          <w:lang w:val="en-US"/>
+        </w:rPr>
+        <w:t>7</w:t>
+      </w:r>
+      <w:r>
+        <w:rPr>
+          <w:rFonts w:ascii="Times New Roman" w:hAnsi="Times New Roman" w:cs="Times New Roman"/>
+          <w:b/>
+          <w:bCs/>
+          <w:color w:val="0070C0"/>
+          <w:lang w:val="en-US"/>
+        </w:rPr>
+        <w:t>:</w:t>
+      </w:r>
+    </w:p>
+    <w:p>
+      <w:pPr>
+        <w:spacing w:line="360" w:lineRule="auto"/>
+        <w:ind w:left="720"/>
+      </w:pPr>
+      <w:r>
+        <w:t>Bảng sau thống kê về dân số thế giới trong thế kỉ 20</w:t>
+      </w:r>
+      <w:r>
+        <w:t>:</w:t>
+      </w:r>
+    </w:p>
+    <w:tbl>
+      <w:tblPr>
+        <w:tblStyle w:val="TableGrid"/>
+        <w:tblW w:w="0" w:type="auto"/>
+        <w:jc w:val="center"/>
+        <w:tblLook w:val="04A0" w:firstRow="1" w:lastRow="0" w:firstColumn="1" w:lastColumn="0" w:noHBand="0" w:noVBand="1"/>
+      </w:tblPr>
+      <w:tblGrid>
+        <w:gridCol w:w="772"/>
+        <w:gridCol w:w="2165"/>
+        <w:gridCol w:w="772"/>
+        <w:gridCol w:w="2166"/>
+      </w:tblGrid>
+      <w:tr>
+        <w:trPr>
+          <w:jc w:val="center"/>
+        </w:trPr>
+        <w:tc>
+          <w:tcPr>
+            <w:tcW w:w="772" w:type="dxa"/>
+          </w:tcPr>
+          <w:p>
+            <w:pPr>
+              <w:jc w:val="center"/>
+            </w:pPr>
+            <w:r>
+              <w:t>Năm</w:t>
+            </w:r>
+          </w:p>
+        </w:tc>
+        <w:tc>
+          <w:tcPr>
+            <w:tcW w:w="2165" w:type="dxa"/>
+          </w:tcPr>
+          <w:p>
+            <w:pPr>
+              <w:jc w:val="center"/>
+            </w:pPr>
+            <w:r>
+              <w:t>S</w:t>
+            </w:r>
+            <w:r>
+              <w:t>ố</w:t>
+            </w:r>
+            <w:r>
+              <w:t xml:space="preserve"> dân (triệu người)</w:t>
+            </w:r>
+          </w:p>
+        </w:tc>
+        <w:tc>
+          <w:tcPr>
+            <w:tcW w:w="772" w:type="dxa"/>
+          </w:tcPr>
+          <w:p>
+            <w:pPr>
+              <w:jc w:val="center"/>
+            </w:pPr>
+            <w:r>
+              <w:t>Năm</w:t>
+            </w:r>
+          </w:p>
+        </w:tc>
+        <w:tc>
+          <w:tcPr>
+            <w:tcW w:w="2166" w:type="dxa"/>
+          </w:tcPr>
+          <w:p>
+            <w:pPr>
+              <w:jc w:val="center"/>
+            </w:pPr>
+            <w:r>
+              <w:t>Số dân (triệu người)</w:t>
+            </w:r>
+          </w:p>
+        </w:tc>
+      </w:tr>
+      <w:tr>
+        <w:trPr>
+          <w:jc w:val="center"/>
+        </w:trPr>
+        <w:tc>
+          <w:tcPr>
+            <w:tcW w:w="772" w:type="dxa"/>
+          </w:tcPr>
+          <w:p>
+            <w:pPr>
+              <w:jc w:val="center"/>
+            </w:pPr>
+            <w:r>
+              <w:t>1900</w:t>
+            </w:r>
+          </w:p>
+        </w:tc>
+        <w:tc>
+          <w:tcPr>
+            <w:tcW w:w="2165" w:type="dxa"/>
+          </w:tcPr>
+          <w:p>
+            <w:pPr>
+              <w:jc w:val="center"/>
+            </w:pPr>
+            <w:r>
+              <w:t>1650</w:t>
+            </w:r>
+          </w:p>
+        </w:tc>
+        <w:tc>
+          <w:tcPr>
+            <w:tcW w:w="772" w:type="dxa"/>
+          </w:tcPr>
+          <w:p>
+            <w:pPr>
+              <w:jc w:val="center"/>
+            </w:pPr>
+            <w:r>
+              <w:t>1960</w:t>
+            </w:r>
+          </w:p>
+        </w:tc>
+        <w:tc>
+          <w:tcPr>
+            <w:tcW w:w="2166" w:type="dxa"/>
+          </w:tcPr>
+          <w:p>
+            <w:pPr>
+              <w:jc w:val="center"/>
+            </w:pPr>
+            <w:r>
+              <w:t>3040</w:t>
+            </w:r>
+          </w:p>
+        </w:tc>
+      </w:tr>
+      <w:tr>
+        <w:trPr>
+          <w:jc w:val="center"/>
+        </w:trPr>
+        <w:tc>
+          <w:tcPr>
+            <w:tcW w:w="772" w:type="dxa"/>
+          </w:tcPr>
+          <w:p>
+            <w:pPr>
+              <w:jc w:val="center"/>
+            </w:pPr>
+            <w:r>
+              <w:t>1910</w:t>
+            </w:r>
+          </w:p>
+        </w:tc>
+        <w:tc>
+          <w:tcPr>
+            <w:tcW w:w="2165" w:type="dxa"/>
+          </w:tcPr>
+          <w:p>
+            <w:pPr>
+              <w:jc w:val="center"/>
+            </w:pPr>
+            <w:r>
+              <w:t>1750</w:t>
+            </w:r>
+          </w:p>
+        </w:tc>
+        <w:tc>
+          <w:tcPr>
+            <w:tcW w:w="772" w:type="dxa"/>
+          </w:tcPr>
+          <w:p>
+            <w:pPr>
+              <w:jc w:val="center"/>
+            </w:pPr>
+            <w:r>
+              <w:t>1970</w:t>
+            </w:r>
+          </w:p>
+        </w:tc>
+        <w:tc>
+          <w:tcPr>
+            <w:tcW w:w="2166" w:type="dxa"/>
+          </w:tcPr>
+          <w:p>
+            <w:pPr>
+              <w:jc w:val="center"/>
+            </w:pPr>
+            <w:r>
+              <w:t>3710</w:t>
+            </w:r>
+          </w:p>
+        </w:tc>
+      </w:tr>
+      <w:tr>
+        <w:trPr>
+          <w:jc w:val="center"/>
+        </w:trPr>
+        <w:tc>
+          <w:tcPr>
+            <w:tcW w:w="772" w:type="dxa"/>
+          </w:tcPr>
+          <w:p>
+            <w:pPr>
+              <w:jc w:val="center"/>
+            </w:pPr>
+            <w:r>
+              <w:t>1920</w:t>
+            </w:r>
+          </w:p>
+        </w:tc>
+        <w:tc>
+          <w:tcPr>
+            <w:tcW w:w="2165" w:type="dxa"/>
+          </w:tcPr>
+          <w:p>
+            <w:pPr>
+              <w:jc w:val="center"/>
+            </w:pPr>
+            <w:r>
+              <w:t>1860</w:t>
+            </w:r>
+          </w:p>
+        </w:tc>
+        <w:tc>
+          <w:tcPr>
+            <w:tcW w:w="772" w:type="dxa"/>
+          </w:tcPr>
+          <w:p>
+            <w:pPr>
+              <w:jc w:val="center"/>
+            </w:pPr>
+            <w:r>
+              <w:t>1980</w:t>
+            </w:r>
+          </w:p>
+        </w:tc>
+        <w:tc>
+          <w:tcPr>
+            <w:tcW w:w="2166" w:type="dxa"/>
+          </w:tcPr>
+          <w:p>
+            <w:pPr>
+              <w:jc w:val="center"/>
+            </w:pPr>
+            <w:r>
+              <w:t>4450</w:t>
+            </w:r>
+          </w:p>
+        </w:tc>
+      </w:tr>
+      <w:tr>
+        <w:trPr>
+          <w:jc w:val="center"/>
+        </w:trPr>
+        <w:tc>
+          <w:tcPr>
+            <w:tcW w:w="772" w:type="dxa"/>
+          </w:tcPr>
+          <w:p>
+            <w:pPr>
+              <w:jc w:val="center"/>
+            </w:pPr>
+            <w:r>
+              <w:t>1930</w:t>
+            </w:r>
+          </w:p>
+        </w:tc>
+        <w:tc>
+          <w:tcPr>
+            <w:tcW w:w="2165" w:type="dxa"/>
+          </w:tcPr>
+          <w:p>
+            <w:pPr>
+              <w:jc w:val="center"/>
+            </w:pPr>
+            <w:r>
+              <w:t>2070</w:t>
+            </w:r>
+          </w:p>
+        </w:tc>
+        <w:tc>
+          <w:tcPr>
+            <w:tcW w:w="772" w:type="dxa"/>
+          </w:tcPr>
+          <w:p>
+            <w:pPr>
+              <w:jc w:val="center"/>
+            </w:pPr>
+            <w:r>
+              <w:t>1990</w:t>
+            </w:r>
+          </w:p>
+        </w:tc>
+        <w:tc>
+          <w:tcPr>
+            <w:tcW w:w="2166" w:type="dxa"/>
+          </w:tcPr>
+          <w:p>
+            <w:pPr>
+              <w:jc w:val="center"/>
+            </w:pPr>
+            <w:r>
+              <w:t>5280</w:t>
+            </w:r>
+          </w:p>
+        </w:tc>
+      </w:tr>
+      <w:tr>
+        <w:trPr>
+          <w:jc w:val="center"/>
+        </w:trPr>
+        <w:tc>
+          <w:tcPr>
+            <w:tcW w:w="772" w:type="dxa"/>
+          </w:tcPr>
+          <w:p>
+            <w:pPr>
+              <w:jc w:val="center"/>
+            </w:pPr>
+            <w:r>
+              <w:t>1940</w:t>
+            </w:r>
+          </w:p>
+        </w:tc>
+        <w:tc>
+          <w:tcPr>
+            <w:tcW w:w="2165" w:type="dxa"/>
+          </w:tcPr>
+          <w:p>
+            <w:pPr>
+              <w:jc w:val="center"/>
+            </w:pPr>
+            <w:r>
+              <w:t>2300</w:t>
+            </w:r>
+          </w:p>
+        </w:tc>
+        <w:tc>
+          <w:tcPr>
+            <w:tcW w:w="772" w:type="dxa"/>
+            <w:tcBorders>
+              <w:bottom w:val="single" w:sz="4" w:space="0" w:color="auto"/>
+            </w:tcBorders>
+          </w:tcPr>
+          <w:p>
+            <w:pPr>
+              <w:jc w:val="center"/>
+            </w:pPr>
+            <w:r>
+              <w:t>2000</w:t>
+            </w:r>
+          </w:p>
+        </w:tc>
+        <w:tc>
+          <w:tcPr>
+            <w:tcW w:w="2166" w:type="dxa"/>
+            <w:tcBorders>
+              <w:bottom w:val="single" w:sz="4" w:space="0" w:color="auto"/>
+            </w:tcBorders>
+          </w:tcPr>
+          <w:p>
+            <w:pPr>
+              <w:jc w:val="center"/>
+            </w:pPr>
+            <w:r>
+              <w:t>6080</w:t>
+            </w:r>
+          </w:p>
+        </w:tc>
+      </w:tr>
+      <w:tr>
+        <w:trPr>
+          <w:jc w:val="center"/>
+        </w:trPr>
+        <w:tc>
+          <w:tcPr>
+            <w:tcW w:w="772" w:type="dxa"/>
+          </w:tcPr>
+          <w:p>
+            <w:pPr>
+              <w:jc w:val="center"/>
+            </w:pPr>
+            <w:r>
+              <w:t>1950</w:t>
+            </w:r>
+          </w:p>
+        </w:tc>
+        <w:tc>
+          <w:tcPr>
+            <w:tcW w:w="2165" w:type="dxa"/>
+            <w:tcBorders>
+              <w:right w:val="single" w:sz="4" w:space="0" w:color="auto"/>
+            </w:tcBorders>
+          </w:tcPr>
+          <w:p>
+            <w:pPr>
+              <w:jc w:val="center"/>
+            </w:pPr>
+            <w:r>
+              <w:t>2560</w:t>
+            </w:r>
+          </w:p>
+        </w:tc>
+        <w:tc>
+          <w:tcPr>
+            <w:tcW w:w="772" w:type="dxa"/>
+            <w:tcBorders>
+              <w:top w:val="single" w:sz="4" w:space="0" w:color="auto"/>
+              <w:left w:val="single" w:sz="4" w:space="0" w:color="auto"/>
+              <w:bottom w:val="nil"/>
+              <w:right w:val="nil"/>
+            </w:tcBorders>
+          </w:tcPr>
+          <w:p>
+            <w:pPr>
+              <w:jc w:val="center"/>
+            </w:pPr>
+          </w:p>
+        </w:tc>
+        <w:tc>
+          <w:tcPr>
+            <w:tcW w:w="2166" w:type="dxa"/>
+            <w:tcBorders>
+              <w:top w:val="single" w:sz="4" w:space="0" w:color="auto"/>
+              <w:left w:val="nil"/>
+              <w:bottom w:val="nil"/>
+              <w:right w:val="nil"/>
+            </w:tcBorders>
+          </w:tcPr>
+          <w:p>
+            <w:pPr>
+              <w:jc w:val="center"/>
+            </w:pPr>
+          </w:p>
+        </w:tc>
+      </w:tr>
+    </w:tbl>
+    <w:p/>
+    <w:p>
+      <w:pPr>
+        <w:pStyle w:val="ListParagraph"/>
+        <w:numPr>
+          <w:ilvl w:val="0"/>
+          <w:numId w:val="4"/>
+        </w:numPr>
+        <w:spacing w:line="480" w:lineRule="auto"/>
+      </w:pPr>
+      <w:r>
+        <w:t>Từ bảng trên ta có đồ thị dân số như sau:</w:t>
+      </w:r>
+    </w:p>
+    <w:p>
+      <w:pPr>
+        <w:pStyle w:val="ListParagraph"/>
+        <w:spacing w:line="480" w:lineRule="auto"/>
+        <w:ind w:left="1080"/>
+        <w:jc w:val="center"/>
+      </w:pPr>
+      <w:r>
+        <w:rPr>
+          <w:noProof/>
+        </w:rPr>
+        <w:drawing>
+          <wp:inline distT="0" distB="0" distL="0" distR="0" wp14:anchorId="464F4037" wp14:editId="3AB557C7">
+            <wp:extent cx="3404569" cy="2582334"/>
+            <wp:effectExtent l="0" t="0" r="5715" b="8890"/>
+            <wp:docPr id="123344085" name="Picture 1"/>
+            <wp:cNvGraphicFramePr>
+              <a:graphicFrameLocks xmlns:a="http://schemas.openxmlformats.org/drawingml/2006/main" noChangeAspect="1"/>
+            </wp:cNvGraphicFramePr>
+            <a:graphic xmlns:a="http://schemas.openxmlformats.org/drawingml/2006/main">
+              <a:graphicData uri="http://schemas.openxmlformats.org/drawingml/2006/picture">
+                <pic:pic xmlns:pic="http://schemas.openxmlformats.org/drawingml/2006/picture">
+                  <pic:nvPicPr>
+                    <pic:cNvPr id="123344085" name=""/>
+                    <pic:cNvPicPr/>
+                  </pic:nvPicPr>
+                  <pic:blipFill rotWithShape="1">
+                    <a:blip r:embed="rId14"/>
+                    <a:srcRect l="52138" t="27857" r="10110" b="21236"/>
+                    <a:stretch/>
+                  </pic:blipFill>
+                  <pic:spPr bwMode="auto">
+                    <a:xfrm>
+                      <a:off x="0" y="0"/>
+                      <a:ext cx="3426064" cy="2598638"/>
+                    </a:xfrm>
+                    <a:prstGeom prst="rect">
+                      <a:avLst/>
+                    </a:prstGeom>
+                    <a:ln>
+                      <a:noFill/>
+                    </a:ln>
+                    <a:extLst>
+                      <a:ext uri="{53640926-AAD7-44D8-BBD7-CCE9431645EC}">
+                        <a14:shadowObscured xmlns:a14="http://schemas.microsoft.com/office/drawing/2010/main"/>
+                      </a:ext>
+                    </a:extLst>
+                  </pic:spPr>
+                </pic:pic>
+              </a:graphicData>
+            </a:graphic>
+          </wp:inline>
+        </w:drawing>
+      </w:r>
+    </w:p>
+    <w:p>
+      <w:pPr>
+        <w:pStyle w:val="ListParagraph"/>
+        <w:numPr>
+          <w:ilvl w:val="0"/>
+          <w:numId w:val="12"/>
+        </w:numPr>
+      </w:pPr>
+      <w:r>
+        <w:t xml:space="preserve">Tìm tốc độ </w:t>
+      </w:r>
+      <w:r>
+        <w:t>tăng dân số trong năm 1920 và 1980 bằng cách sử dụng độ dốc trung bình của hai cát tuyến</w:t>
+      </w:r>
+      <w:r>
+        <w:t>.</w:t>
+      </w:r>
+    </w:p>
+    <w:p>
+      <w:pPr>
+        <w:pStyle w:val="ListParagraph"/>
+        <w:numPr>
+          <w:ilvl w:val="0"/>
+          <w:numId w:val="4"/>
+        </w:numPr>
+      </w:pPr>
+      <w:r>
+        <w:t>Cát tuyến nghĩa là đường thẳng cắt đồ thị tại ít nhất hai điểm</w:t>
+      </w:r>
+      <w:r>
+        <w:t>.</w:t>
+      </w:r>
+    </w:p>
+    <w:p>
+      <w:pPr>
+        <w:pStyle w:val="ListParagraph"/>
+        <w:ind w:left="1080"/>
+      </w:pPr>
+      <w:r>
+        <w:t>Độ dốc của cát tuyến tức là đạo hàm của nó.</w:t>
+      </w:r>
+    </w:p>
+    <w:p>
+      <w:pPr>
+        <w:pStyle w:val="ListParagraph"/>
+        <w:numPr>
+          <w:ilvl w:val="0"/>
+          <w:numId w:val="4"/>
+        </w:numPr>
+      </w:pPr>
+      <w:r>
+        <w:t xml:space="preserve">Để ước lượng tốc độ tăng dân số trong năm 1920, ta sẽ sử dụng độ dốc của cát tuyến </w:t>
+      </w:r>
+      <w:r>
+        <w:t>thứ nhất đi qua hai điểm (1910</w:t>
+      </w:r>
+      <w:r>
+        <w:t>;</w:t>
+      </w:r>
+      <w:r>
+        <w:t xml:space="preserve"> 1750), (1920</w:t>
+      </w:r>
+      <w:r>
+        <w:t>;</w:t>
+      </w:r>
+      <w:r>
+        <w:t xml:space="preserve"> 1860) và</w:t>
+      </w:r>
+      <w:r>
+        <w:t xml:space="preserve"> độ dốc của</w:t>
+      </w:r>
+      <w:r>
+        <w:t xml:space="preserve"> cát tuyến thứ hai đi qua hai điểm (1920</w:t>
+      </w:r>
+      <w:r>
+        <w:t>;</w:t>
+      </w:r>
+      <w:r>
+        <w:t xml:space="preserve"> 1860), (1930</w:t>
+      </w:r>
+      <w:r>
+        <w:t>;</w:t>
+      </w:r>
+      <w:r>
+        <w:t xml:space="preserve"> 2070)</w:t>
+      </w:r>
+      <w:r>
+        <w:t>.</w:t>
+      </w:r>
+    </w:p>
+    <w:p>
+      <w:pPr>
+        <w:pStyle w:val="ListParagraph"/>
+        <w:spacing w:line="360" w:lineRule="auto"/>
+        <w:ind w:left="1080"/>
+      </w:pPr>
+      <w:r>
+        <w:t>Độ dốc của cát tuyến thứ nhất</w:t>
+      </w:r>
+      <w:r>
+        <w:t>:</w:t>
+      </w:r>
+    </w:p>
+    <w:p>
+      <w:pPr>
+        <w:pStyle w:val="ListParagraph"/>
+        <w:spacing w:line="360" w:lineRule="auto"/>
+        <w:ind w:left="1080"/>
+        <w:jc w:val="center"/>
+      </w:pPr>
+      <m:oMath>
+        <m:sSub>
+          <m:sSubPr>
+            <m:ctrlPr>
+              <w:rPr>
+                <w:rFonts w:ascii="Cambria Math" w:hAnsi="Cambria Math"/>
+                <w:i/>
+              </w:rPr>
+            </m:ctrlPr>
+          </m:sSubPr>
+          <m:e>
+            <m:r>
+              <w:rPr>
+                <w:rFonts w:ascii="Cambria Math" w:hAnsi="Cambria Math"/>
+              </w:rPr>
+              <m:t>slope</m:t>
+            </m:r>
+          </m:e>
+          <m:sub>
+            <m:r>
+              <w:rPr>
+                <w:rFonts w:ascii="Cambria Math" w:hAnsi="Cambria Math"/>
+              </w:rPr>
+              <m:t>1</m:t>
+            </m:r>
+          </m:sub>
+        </m:sSub>
+        <m:r>
+          <w:rPr>
+            <w:rFonts w:ascii="Cambria Math" w:hAnsi="Cambria Math"/>
+          </w:rPr>
+          <m:t>=</m:t>
+        </m:r>
+        <m:f>
+          <m:fPr>
+            <m:ctrlPr>
+              <w:rPr>
+                <w:rFonts w:ascii="Cambria Math" w:hAnsi="Cambria Math"/>
+                <w:i/>
+              </w:rPr>
+            </m:ctrlPr>
+          </m:fPr>
+          <m:num>
+            <m:r>
+              <w:rPr>
+                <w:rFonts w:ascii="Cambria Math" w:hAnsi="Cambria Math"/>
+              </w:rPr>
+              <m:t>1860</m:t>
+            </m:r>
+            <m:r>
+              <w:rPr>
+                <w:rFonts w:ascii="Cambria Math" w:hAnsi="Cambria Math"/>
+              </w:rPr>
+              <m:t xml:space="preserve"> </m:t>
+            </m:r>
+            <m:r>
+              <w:rPr>
+                <w:rFonts w:ascii="Cambria Math" w:hAnsi="Cambria Math"/>
+              </w:rPr>
+              <m:t>-</m:t>
+            </m:r>
+            <m:r>
+              <w:rPr>
+                <w:rFonts w:ascii="Cambria Math" w:hAnsi="Cambria Math"/>
+              </w:rPr>
+              <m:t xml:space="preserve"> </m:t>
+            </m:r>
+            <m:r>
+              <w:rPr>
+                <w:rFonts w:ascii="Cambria Math" w:hAnsi="Cambria Math"/>
+              </w:rPr>
+              <m:t>1750</m:t>
+            </m:r>
+          </m:num>
+          <m:den>
+            <m:r>
+              <w:rPr>
+                <w:rFonts w:ascii="Cambria Math" w:hAnsi="Cambria Math"/>
+              </w:rPr>
+              <m:t>1920</m:t>
+            </m:r>
+            <m:r>
+              <w:rPr>
+                <w:rFonts w:ascii="Cambria Math" w:hAnsi="Cambria Math"/>
+              </w:rPr>
+              <m:t xml:space="preserve"> </m:t>
+            </m:r>
+            <m:r>
+              <w:rPr>
+                <w:rFonts w:ascii="Cambria Math" w:hAnsi="Cambria Math"/>
+              </w:rPr>
+              <m:t>-</m:t>
+            </m:r>
+            <m:r>
+              <w:rPr>
+                <w:rFonts w:ascii="Cambria Math" w:hAnsi="Cambria Math"/>
+              </w:rPr>
+              <m:t xml:space="preserve"> </m:t>
+            </m:r>
+            <m:r>
+              <w:rPr>
+                <w:rFonts w:ascii="Cambria Math" w:hAnsi="Cambria Math"/>
+              </w:rPr>
+              <m:t>1910</m:t>
+            </m:r>
+          </m:den>
+        </m:f>
+        <m:r>
+          <w:rPr>
+            <w:rFonts w:ascii="Cambria Math" w:hAnsi="Cambria Math"/>
+          </w:rPr>
+          <m:t>=11</m:t>
+        </m:r>
+      </m:oMath>
+      <w:r>
+        <w:rPr>
+          <w:rFonts w:eastAsiaTheme="minorEastAsia"/>
+        </w:rPr>
+        <w:t xml:space="preserve"> </w:t>
+      </w:r>
+      <w:r>
+        <w:rPr>
+          <w:rFonts w:eastAsiaTheme="minorEastAsia"/>
+          <w:i/>
+          <w:iCs/>
+        </w:rPr>
+        <w:t>(triệu người / năm)</w:t>
+      </w:r>
+    </w:p>
+    <w:p>
+      <w:pPr>
+        <w:pStyle w:val="ListParagraph"/>
+        <w:spacing w:line="360" w:lineRule="auto"/>
+        <w:ind w:left="1080"/>
+      </w:pPr>
+      <w:r>
+        <w:t xml:space="preserve">Độ dốc của cát tuyến thứ </w:t>
+      </w:r>
+      <w:r>
+        <w:t>hai</w:t>
+      </w:r>
+      <w:r>
+        <w:t>:</w:t>
+      </w:r>
+    </w:p>
+    <w:p>
+      <w:pPr>
+        <w:pStyle w:val="ListParagraph"/>
+        <w:spacing w:line="360" w:lineRule="auto"/>
+        <w:ind w:left="1080"/>
+        <w:jc w:val="center"/>
+      </w:pPr>
+      <m:oMath>
+        <m:sSub>
+          <m:sSubPr>
+            <m:ctrlPr>
+              <w:rPr>
+                <w:rFonts w:ascii="Cambria Math" w:hAnsi="Cambria Math"/>
+                <w:i/>
+              </w:rPr>
+            </m:ctrlPr>
+          </m:sSubPr>
+          <m:e>
+            <m:r>
+              <w:rPr>
+                <w:rFonts w:ascii="Cambria Math" w:hAnsi="Cambria Math"/>
+              </w:rPr>
+              <m:t>slope</m:t>
+            </m:r>
+          </m:e>
+          <m:sub>
+            <m:r>
+              <w:rPr>
+                <w:rFonts w:ascii="Cambria Math" w:hAnsi="Cambria Math"/>
+              </w:rPr>
+              <m:t>2</m:t>
+            </m:r>
+          </m:sub>
+        </m:sSub>
+        <m:r>
+          <w:rPr>
+            <w:rFonts w:ascii="Cambria Math" w:hAnsi="Cambria Math"/>
+          </w:rPr>
+          <m:t>=</m:t>
+        </m:r>
+        <m:f>
+          <m:fPr>
+            <m:ctrlPr>
+              <w:rPr>
+                <w:rFonts w:ascii="Cambria Math" w:hAnsi="Cambria Math"/>
+                <w:i/>
+              </w:rPr>
+            </m:ctrlPr>
+          </m:fPr>
+          <m:num>
+            <m:r>
+              <w:rPr>
+                <w:rFonts w:ascii="Cambria Math" w:hAnsi="Cambria Math"/>
+              </w:rPr>
+              <m:t>2070</m:t>
+            </m:r>
+            <m:r>
+              <w:rPr>
+                <w:rFonts w:ascii="Cambria Math" w:hAnsi="Cambria Math"/>
+              </w:rPr>
+              <m:t xml:space="preserve"> </m:t>
+            </m:r>
+            <m:r>
+              <w:rPr>
+                <w:rFonts w:ascii="Cambria Math" w:hAnsi="Cambria Math"/>
+              </w:rPr>
+              <m:t>-</m:t>
+            </m:r>
+            <m:r>
+              <w:rPr>
+                <w:rFonts w:ascii="Cambria Math" w:hAnsi="Cambria Math"/>
+              </w:rPr>
+              <m:t xml:space="preserve"> </m:t>
+            </m:r>
+            <m:r>
+              <w:rPr>
+                <w:rFonts w:ascii="Cambria Math" w:hAnsi="Cambria Math"/>
+              </w:rPr>
+              <m:t>1860</m:t>
+            </m:r>
+          </m:num>
+          <m:den>
+            <m:r>
+              <w:rPr>
+                <w:rFonts w:ascii="Cambria Math" w:hAnsi="Cambria Math"/>
+              </w:rPr>
+              <m:t>19</m:t>
+            </m:r>
+            <m:r>
+              <w:rPr>
+                <w:rFonts w:ascii="Cambria Math" w:hAnsi="Cambria Math"/>
+              </w:rPr>
+              <m:t>3</m:t>
+            </m:r>
+            <m:r>
+              <w:rPr>
+                <w:rFonts w:ascii="Cambria Math" w:hAnsi="Cambria Math"/>
+              </w:rPr>
+              <m:t>0</m:t>
+            </m:r>
+            <m:r>
+              <w:rPr>
+                <w:rFonts w:ascii="Cambria Math" w:hAnsi="Cambria Math"/>
+              </w:rPr>
+              <m:t xml:space="preserve"> </m:t>
+            </m:r>
+            <m:r>
+              <w:rPr>
+                <w:rFonts w:ascii="Cambria Math" w:hAnsi="Cambria Math"/>
+              </w:rPr>
+              <m:t>-</m:t>
+            </m:r>
+            <m:r>
+              <w:rPr>
+                <w:rFonts w:ascii="Cambria Math" w:hAnsi="Cambria Math"/>
+              </w:rPr>
+              <m:t xml:space="preserve"> </m:t>
+            </m:r>
+            <m:r>
+              <w:rPr>
+                <w:rFonts w:ascii="Cambria Math" w:hAnsi="Cambria Math"/>
+              </w:rPr>
+              <m:t>19</m:t>
+            </m:r>
+            <m:r>
+              <w:rPr>
+                <w:rFonts w:ascii="Cambria Math" w:hAnsi="Cambria Math"/>
+              </w:rPr>
+              <m:t>2</m:t>
+            </m:r>
+            <m:r>
+              <w:rPr>
+                <w:rFonts w:ascii="Cambria Math" w:hAnsi="Cambria Math"/>
+              </w:rPr>
+              <m:t>0</m:t>
+            </m:r>
+          </m:den>
+        </m:f>
+        <m:r>
+          <w:rPr>
+            <w:rFonts w:ascii="Cambria Math" w:hAnsi="Cambria Math"/>
+          </w:rPr>
+          <m:t>=</m:t>
+        </m:r>
+        <m:r>
+          <w:rPr>
+            <w:rFonts w:ascii="Cambria Math" w:hAnsi="Cambria Math"/>
+          </w:rPr>
+          <m:t>2</m:t>
+        </m:r>
+        <m:r>
+          <w:rPr>
+            <w:rFonts w:ascii="Cambria Math" w:hAnsi="Cambria Math"/>
+          </w:rPr>
+          <m:t>1</m:t>
+        </m:r>
+      </m:oMath>
+      <w:r>
+        <w:rPr>
+          <w:rFonts w:eastAsiaTheme="minorEastAsia"/>
+        </w:rPr>
+        <w:t xml:space="preserve"> </w:t>
+      </w:r>
+      <w:r>
+        <w:rPr>
+          <w:rFonts w:eastAsiaTheme="minorEastAsia"/>
+          <w:i/>
+          <w:iCs/>
+        </w:rPr>
+        <w:t>(triệu người / năm)</w:t>
+      </w:r>
+    </w:p>
+    <w:p>
+      <w:pPr>
+        <w:pStyle w:val="ListParagraph"/>
+        <w:spacing w:line="360" w:lineRule="auto"/>
+        <w:ind w:left="1080"/>
+      </w:pPr>
+      <w:r>
+        <w:t>Trung bình độ dốc của hai cát tuyến:</w:t>
+      </w:r>
+    </w:p>
+    <w:p>
+      <w:pPr>
+        <w:pStyle w:val="ListParagraph"/>
+        <w:ind w:left="1080"/>
+        <w:jc w:val="center"/>
+      </w:pPr>
+      <m:oMath>
+        <m:r>
+          <w:rPr>
+            <w:rFonts w:ascii="Cambria Math" w:hAnsi="Cambria Math"/>
+          </w:rPr>
+          <m:t xml:space="preserve">average </m:t>
+        </m:r>
+        <m:r>
+          <w:rPr>
+            <w:rFonts w:ascii="Cambria Math" w:hAnsi="Cambria Math"/>
+          </w:rPr>
+          <m:t>slope</m:t>
+        </m:r>
+        <m:r>
+          <w:rPr>
+            <w:rFonts w:ascii="Cambria Math" w:hAnsi="Cambria Math"/>
+          </w:rPr>
+          <m:t xml:space="preserve">= </m:t>
+        </m:r>
+        <m:f>
+          <m:fPr>
+            <m:ctrlPr>
+              <w:rPr>
+                <w:rFonts w:ascii="Cambria Math" w:hAnsi="Cambria Math"/>
+                <w:i/>
+              </w:rPr>
+            </m:ctrlPr>
+          </m:fPr>
+          <m:num>
+            <m:sSub>
+              <m:sSubPr>
+                <m:ctrlPr>
+                  <w:rPr>
+                    <w:rFonts w:ascii="Cambria Math" w:hAnsi="Cambria Math"/>
+                    <w:i/>
+                  </w:rPr>
+                </m:ctrlPr>
+              </m:sSubPr>
+              <m:e>
+                <m:r>
+                  <w:rPr>
+                    <w:rFonts w:ascii="Cambria Math" w:hAnsi="Cambria Math"/>
+                  </w:rPr>
+                  <m:t>slope</m:t>
+                </m:r>
+              </m:e>
+              <m:sub>
+                <m:r>
+                  <w:rPr>
+                    <w:rFonts w:ascii="Cambria Math" w:hAnsi="Cambria Math"/>
+                  </w:rPr>
+                  <m:t>1</m:t>
+                </m:r>
+              </m:sub>
+            </m:sSub>
+            <m:r>
+              <w:rPr>
+                <w:rFonts w:ascii="Cambria Math" w:hAnsi="Cambria Math"/>
+              </w:rPr>
+              <m:t xml:space="preserve"> </m:t>
+            </m:r>
+            <m:r>
+              <w:rPr>
+                <w:rFonts w:ascii="Cambria Math" w:hAnsi="Cambria Math"/>
+              </w:rPr>
+              <m:t>+</m:t>
+            </m:r>
+            <m:r>
+              <w:rPr>
+                <w:rFonts w:ascii="Cambria Math" w:hAnsi="Cambria Math"/>
+              </w:rPr>
+              <m:t xml:space="preserve"> </m:t>
+            </m:r>
+            <m:sSub>
+              <m:sSubPr>
+                <m:ctrlPr>
+                  <w:rPr>
+                    <w:rFonts w:ascii="Cambria Math" w:hAnsi="Cambria Math"/>
+                    <w:i/>
+                  </w:rPr>
+                </m:ctrlPr>
+              </m:sSubPr>
+              <m:e>
+                <m:r>
+                  <w:rPr>
+                    <w:rFonts w:ascii="Cambria Math" w:hAnsi="Cambria Math"/>
+                  </w:rPr>
+                  <m:t>slope</m:t>
+                </m:r>
+              </m:e>
+              <m:sub>
+                <m:r>
+                  <w:rPr>
+                    <w:rFonts w:ascii="Cambria Math" w:hAnsi="Cambria Math"/>
+                  </w:rPr>
+                  <m:t>2</m:t>
+                </m:r>
+              </m:sub>
+            </m:sSub>
+          </m:num>
+          <m:den>
+            <m:r>
+              <w:rPr>
+                <w:rFonts w:ascii="Cambria Math" w:hAnsi="Cambria Math"/>
+              </w:rPr>
+              <m:t>2</m:t>
+            </m:r>
+          </m:den>
+        </m:f>
+        <m:r>
+          <w:rPr>
+            <w:rFonts w:ascii="Cambria Math" w:hAnsi="Cambria Math"/>
+          </w:rPr>
+          <m:t>=</m:t>
+        </m:r>
+        <m:f>
+          <m:fPr>
+            <m:ctrlPr>
+              <w:rPr>
+                <w:rFonts w:ascii="Cambria Math" w:hAnsi="Cambria Math"/>
+                <w:i/>
+              </w:rPr>
+            </m:ctrlPr>
+          </m:fPr>
+          <m:num>
+            <m:r>
+              <w:rPr>
+                <w:rFonts w:ascii="Cambria Math" w:hAnsi="Cambria Math"/>
+              </w:rPr>
+              <m:t>11</m:t>
+            </m:r>
+            <m:r>
+              <w:rPr>
+                <w:rFonts w:ascii="Cambria Math" w:hAnsi="Cambria Math"/>
+              </w:rPr>
+              <m:t xml:space="preserve"> </m:t>
+            </m:r>
+            <m:r>
+              <w:rPr>
+                <w:rFonts w:ascii="Cambria Math" w:hAnsi="Cambria Math"/>
+              </w:rPr>
+              <m:t>+</m:t>
+            </m:r>
+            <m:r>
+              <w:rPr>
+                <w:rFonts w:ascii="Cambria Math" w:hAnsi="Cambria Math"/>
+              </w:rPr>
+              <m:t xml:space="preserve"> </m:t>
+            </m:r>
+            <m:r>
+              <w:rPr>
+                <w:rFonts w:ascii="Cambria Math" w:hAnsi="Cambria Math"/>
+              </w:rPr>
+              <m:t>21</m:t>
+            </m:r>
+          </m:num>
+          <m:den>
+            <m:r>
+              <w:rPr>
+                <w:rFonts w:ascii="Cambria Math" w:hAnsi="Cambria Math"/>
+              </w:rPr>
+              <m:t>2</m:t>
+            </m:r>
+          </m:den>
+        </m:f>
+        <m:r>
+          <w:rPr>
+            <w:rFonts w:ascii="Cambria Math" w:hAnsi="Cambria Math"/>
+          </w:rPr>
+          <m:t>=16</m:t>
+        </m:r>
+      </m:oMath>
+      <w:r>
+        <w:rPr>
+          <w:rFonts w:eastAsiaTheme="minorEastAsia"/>
+        </w:rPr>
+        <w:t xml:space="preserve"> </w:t>
+      </w:r>
+      <w:r>
+        <w:rPr>
+          <w:rFonts w:eastAsiaTheme="minorEastAsia"/>
+          <w:i/>
+          <w:iCs/>
+        </w:rPr>
+        <w:t>(triệu người / năm)</w:t>
+      </w:r>
+    </w:p>
+    <w:p>
+      <w:pPr>
+        <w:pStyle w:val="ListParagraph"/>
+        <w:numPr>
+          <w:ilvl w:val="0"/>
+          <w:numId w:val="4"/>
+        </w:numPr>
+        <w:spacing w:line="360" w:lineRule="auto"/>
+      </w:pPr>
+      <w:r>
+        <w:lastRenderedPageBreak/>
+        <w:t>Như vậy, tốc độ tăng dân số trong năm 1920 xấp xỉ 16 triệu người / năm</w:t>
+      </w:r>
+      <w:r>
+        <w:t>.</w:t>
+      </w:r>
+    </w:p>
+    <w:p>
+      <w:pPr>
+        <w:pStyle w:val="ListParagraph"/>
+        <w:numPr>
+          <w:ilvl w:val="0"/>
+          <w:numId w:val="4"/>
+        </w:numPr>
+      </w:pPr>
+      <w:r>
+        <w:t>Để ước lượng tốc độ tăng dân số trong năm 19</w:t>
+      </w:r>
+      <w:r>
+        <w:t>8</w:t>
+      </w:r>
+      <w:r>
+        <w:t>0, ta sẽ sử dụng độ dốc của cát tuyến thứ nhất đi qua hai điểm (19</w:t>
+      </w:r>
+      <w:r>
+        <w:t>7</w:t>
+      </w:r>
+      <w:r>
+        <w:t xml:space="preserve">0; </w:t>
+      </w:r>
+      <w:r>
+        <w:t>371</w:t>
+      </w:r>
+      <w:r>
+        <w:t>0), (19</w:t>
+      </w:r>
+      <w:r>
+        <w:t>8</w:t>
+      </w:r>
+      <w:r>
+        <w:t xml:space="preserve">0; </w:t>
+      </w:r>
+      <w:r>
+        <w:t>445</w:t>
+      </w:r>
+      <w:r>
+        <w:t>0) và độ dốc của cát tuyến thứ hai đi qua hai điểm (19</w:t>
+      </w:r>
+      <w:r>
+        <w:t>8</w:t>
+      </w:r>
+      <w:r>
+        <w:t xml:space="preserve">0; </w:t>
+      </w:r>
+      <w:r>
+        <w:t>445</w:t>
+      </w:r>
+      <w:r>
+        <w:t>0), (19</w:t>
+      </w:r>
+      <w:r>
+        <w:t>9</w:t>
+      </w:r>
+      <w:r>
+        <w:t xml:space="preserve">0; </w:t>
+      </w:r>
+      <w:r>
+        <w:t>528</w:t>
+      </w:r>
+      <w:r>
+        <w:t>0).</w:t>
+      </w:r>
+    </w:p>
+    <w:p>
+      <w:pPr>
+        <w:pStyle w:val="ListParagraph"/>
+        <w:spacing w:line="360" w:lineRule="auto"/>
+        <w:ind w:left="1080"/>
+      </w:pPr>
+      <w:r>
+        <w:t>Độ dốc của cát tuyến thứ nhất:</w:t>
+      </w:r>
+    </w:p>
+    <w:p>
+      <w:pPr>
+        <w:pStyle w:val="ListParagraph"/>
+        <w:spacing w:line="360" w:lineRule="auto"/>
+        <w:ind w:left="1080"/>
+        <w:jc w:val="center"/>
+      </w:pPr>
+      <m:oMath>
+        <m:sSub>
+          <m:sSubPr>
+            <m:ctrlPr>
+              <w:rPr>
+                <w:rFonts w:ascii="Cambria Math" w:hAnsi="Cambria Math"/>
+                <w:i/>
+              </w:rPr>
+            </m:ctrlPr>
+          </m:sSubPr>
+          <m:e>
+            <m:r>
+              <w:rPr>
+                <w:rFonts w:ascii="Cambria Math" w:hAnsi="Cambria Math"/>
+              </w:rPr>
+              <m:t>slope</m:t>
+            </m:r>
+          </m:e>
+          <m:sub>
+            <m:r>
+              <w:rPr>
+                <w:rFonts w:ascii="Cambria Math" w:hAnsi="Cambria Math"/>
+              </w:rPr>
+              <m:t>1</m:t>
+            </m:r>
+          </m:sub>
+        </m:sSub>
+        <m:r>
+          <w:rPr>
+            <w:rFonts w:ascii="Cambria Math" w:hAnsi="Cambria Math"/>
+          </w:rPr>
+          <m:t>=</m:t>
+        </m:r>
+        <m:f>
+          <m:fPr>
+            <m:ctrlPr>
+              <w:rPr>
+                <w:rFonts w:ascii="Cambria Math" w:hAnsi="Cambria Math"/>
+                <w:i/>
+              </w:rPr>
+            </m:ctrlPr>
+          </m:fPr>
+          <m:num>
+            <m:r>
+              <w:rPr>
+                <w:rFonts w:ascii="Cambria Math" w:hAnsi="Cambria Math"/>
+              </w:rPr>
+              <m:t xml:space="preserve">4450 </m:t>
+            </m:r>
+            <m:r>
+              <w:rPr>
+                <w:rFonts w:ascii="Cambria Math" w:hAnsi="Cambria Math"/>
+              </w:rPr>
+              <m:t>-</m:t>
+            </m:r>
+            <m:r>
+              <w:rPr>
+                <w:rFonts w:ascii="Cambria Math" w:hAnsi="Cambria Math"/>
+              </w:rPr>
+              <m:t xml:space="preserve"> 3710</m:t>
+            </m:r>
+          </m:num>
+          <m:den>
+            <m:r>
+              <w:rPr>
+                <w:rFonts w:ascii="Cambria Math" w:hAnsi="Cambria Math"/>
+              </w:rPr>
+              <m:t>19</m:t>
+            </m:r>
+            <m:r>
+              <w:rPr>
+                <w:rFonts w:ascii="Cambria Math" w:hAnsi="Cambria Math"/>
+              </w:rPr>
+              <m:t>8</m:t>
+            </m:r>
+            <m:r>
+              <w:rPr>
+                <w:rFonts w:ascii="Cambria Math" w:hAnsi="Cambria Math"/>
+              </w:rPr>
+              <m:t>0</m:t>
+            </m:r>
+            <m:r>
+              <w:rPr>
+                <w:rFonts w:ascii="Cambria Math" w:hAnsi="Cambria Math"/>
+              </w:rPr>
+              <m:t xml:space="preserve"> </m:t>
+            </m:r>
+            <m:r>
+              <w:rPr>
+                <w:rFonts w:ascii="Cambria Math" w:hAnsi="Cambria Math"/>
+              </w:rPr>
+              <m:t>-</m:t>
+            </m:r>
+            <m:r>
+              <w:rPr>
+                <w:rFonts w:ascii="Cambria Math" w:hAnsi="Cambria Math"/>
+              </w:rPr>
+              <m:t xml:space="preserve"> </m:t>
+            </m:r>
+            <m:r>
+              <w:rPr>
+                <w:rFonts w:ascii="Cambria Math" w:hAnsi="Cambria Math"/>
+              </w:rPr>
+              <m:t>19</m:t>
+            </m:r>
+            <m:r>
+              <w:rPr>
+                <w:rFonts w:ascii="Cambria Math" w:hAnsi="Cambria Math"/>
+              </w:rPr>
+              <m:t>7</m:t>
+            </m:r>
+            <m:r>
+              <w:rPr>
+                <w:rFonts w:ascii="Cambria Math" w:hAnsi="Cambria Math"/>
+              </w:rPr>
+              <m:t>0</m:t>
+            </m:r>
+          </m:den>
+        </m:f>
+        <m:r>
+          <w:rPr>
+            <w:rFonts w:ascii="Cambria Math" w:hAnsi="Cambria Math"/>
+          </w:rPr>
+          <m:t>=</m:t>
+        </m:r>
+        <m:r>
+          <w:rPr>
+            <w:rFonts w:ascii="Cambria Math" w:hAnsi="Cambria Math"/>
+          </w:rPr>
+          <m:t>74</m:t>
+        </m:r>
+      </m:oMath>
+      <w:r>
+        <w:rPr>
+          <w:rFonts w:eastAsiaTheme="minorEastAsia"/>
+        </w:rPr>
+        <w:t xml:space="preserve"> </w:t>
+      </w:r>
+      <w:r>
+        <w:rPr>
+          <w:rFonts w:eastAsiaTheme="minorEastAsia"/>
+          <w:i/>
+          <w:iCs/>
+        </w:rPr>
+        <w:t>(triệu người / năm)</w:t>
+      </w:r>
+    </w:p>
+    <w:p>
+      <w:pPr>
+        <w:pStyle w:val="ListParagraph"/>
+        <w:spacing w:line="360" w:lineRule="auto"/>
+        <w:ind w:left="1080"/>
+      </w:pPr>
+      <w:r>
+        <w:t>Độ dốc của cát tuyến thứ hai:</w:t>
+      </w:r>
+    </w:p>
+    <w:p>
+      <w:pPr>
+        <w:pStyle w:val="ListParagraph"/>
+        <w:spacing w:line="360" w:lineRule="auto"/>
+        <w:ind w:left="1080"/>
+        <w:jc w:val="center"/>
+      </w:pPr>
+      <m:oMath>
+        <m:sSub>
+          <m:sSubPr>
+            <m:ctrlPr>
+              <w:rPr>
+                <w:rFonts w:ascii="Cambria Math" w:hAnsi="Cambria Math"/>
+                <w:i/>
+              </w:rPr>
+            </m:ctrlPr>
+          </m:sSubPr>
+          <m:e>
+            <m:r>
+              <w:rPr>
+                <w:rFonts w:ascii="Cambria Math" w:hAnsi="Cambria Math"/>
+              </w:rPr>
+              <m:t>slope</m:t>
+            </m:r>
+          </m:e>
+          <m:sub>
+            <m:r>
+              <w:rPr>
+                <w:rFonts w:ascii="Cambria Math" w:hAnsi="Cambria Math"/>
+              </w:rPr>
+              <m:t>2</m:t>
+            </m:r>
+          </m:sub>
+        </m:sSub>
+        <m:r>
+          <w:rPr>
+            <w:rFonts w:ascii="Cambria Math" w:hAnsi="Cambria Math"/>
+          </w:rPr>
+          <m:t>=</m:t>
+        </m:r>
+        <m:f>
+          <m:fPr>
+            <m:ctrlPr>
+              <w:rPr>
+                <w:rFonts w:ascii="Cambria Math" w:hAnsi="Cambria Math"/>
+                <w:i/>
+              </w:rPr>
+            </m:ctrlPr>
+          </m:fPr>
+          <m:num>
+            <m:r>
+              <w:rPr>
+                <w:rFonts w:ascii="Cambria Math" w:hAnsi="Cambria Math"/>
+              </w:rPr>
+              <m:t xml:space="preserve">5280 </m:t>
+            </m:r>
+            <m:r>
+              <w:rPr>
+                <w:rFonts w:ascii="Cambria Math" w:hAnsi="Cambria Math"/>
+              </w:rPr>
+              <m:t>-</m:t>
+            </m:r>
+            <m:r>
+              <w:rPr>
+                <w:rFonts w:ascii="Cambria Math" w:hAnsi="Cambria Math"/>
+              </w:rPr>
+              <m:t xml:space="preserve"> 4450</m:t>
+            </m:r>
+          </m:num>
+          <m:den>
+            <m:r>
+              <w:rPr>
+                <w:rFonts w:ascii="Cambria Math" w:hAnsi="Cambria Math"/>
+              </w:rPr>
+              <m:t>19</m:t>
+            </m:r>
+            <m:r>
+              <w:rPr>
+                <w:rFonts w:ascii="Cambria Math" w:hAnsi="Cambria Math"/>
+              </w:rPr>
+              <m:t>9</m:t>
+            </m:r>
+            <m:r>
+              <w:rPr>
+                <w:rFonts w:ascii="Cambria Math" w:hAnsi="Cambria Math"/>
+              </w:rPr>
+              <m:t>0</m:t>
+            </m:r>
+            <m:r>
+              <w:rPr>
+                <w:rFonts w:ascii="Cambria Math" w:hAnsi="Cambria Math"/>
+              </w:rPr>
+              <m:t xml:space="preserve"> </m:t>
+            </m:r>
+            <m:r>
+              <w:rPr>
+                <w:rFonts w:ascii="Cambria Math" w:hAnsi="Cambria Math"/>
+              </w:rPr>
+              <m:t>-</m:t>
+            </m:r>
+            <m:r>
+              <w:rPr>
+                <w:rFonts w:ascii="Cambria Math" w:hAnsi="Cambria Math"/>
+              </w:rPr>
+              <m:t xml:space="preserve"> </m:t>
+            </m:r>
+            <m:r>
+              <w:rPr>
+                <w:rFonts w:ascii="Cambria Math" w:hAnsi="Cambria Math"/>
+              </w:rPr>
+              <m:t>19</m:t>
+            </m:r>
+            <m:r>
+              <w:rPr>
+                <w:rFonts w:ascii="Cambria Math" w:hAnsi="Cambria Math"/>
+              </w:rPr>
+              <m:t>8</m:t>
+            </m:r>
+            <m:r>
+              <w:rPr>
+                <w:rFonts w:ascii="Cambria Math" w:hAnsi="Cambria Math"/>
+              </w:rPr>
+              <m:t>0</m:t>
+            </m:r>
+          </m:den>
+        </m:f>
+        <m:r>
+          <w:rPr>
+            <w:rFonts w:ascii="Cambria Math" w:hAnsi="Cambria Math"/>
+          </w:rPr>
+          <m:t>=</m:t>
+        </m:r>
+        <m:r>
+          <w:rPr>
+            <w:rFonts w:ascii="Cambria Math" w:hAnsi="Cambria Math"/>
+          </w:rPr>
+          <m:t>83</m:t>
+        </m:r>
+      </m:oMath>
+      <w:r>
+        <w:rPr>
+          <w:rFonts w:eastAsiaTheme="minorEastAsia"/>
+        </w:rPr>
+        <w:t xml:space="preserve"> </w:t>
+      </w:r>
+      <w:r>
+        <w:rPr>
+          <w:rFonts w:eastAsiaTheme="minorEastAsia"/>
+          <w:i/>
+          <w:iCs/>
+        </w:rPr>
+        <w:t>(triệu người / năm)</w:t>
+      </w:r>
+    </w:p>
+    <w:p>
+      <w:pPr>
+        <w:pStyle w:val="ListParagraph"/>
+        <w:spacing w:line="360" w:lineRule="auto"/>
+        <w:ind w:left="1080"/>
+      </w:pPr>
+      <w:r>
+        <w:t>Trung bình độ dốc của hai cát tuyến:</w:t>
+      </w:r>
+    </w:p>
+    <w:p>
+      <w:pPr>
+        <w:pStyle w:val="ListParagraph"/>
+        <w:ind w:left="1080"/>
+        <w:jc w:val="center"/>
+      </w:pPr>
+      <m:oMath>
+        <m:r>
+          <w:rPr>
+            <w:rFonts w:ascii="Cambria Math" w:hAnsi="Cambria Math"/>
+          </w:rPr>
+          <m:t xml:space="preserve">average slope= </m:t>
+        </m:r>
+        <m:f>
+          <m:fPr>
+            <m:ctrlPr>
+              <w:rPr>
+                <w:rFonts w:ascii="Cambria Math" w:hAnsi="Cambria Math"/>
+                <w:i/>
+              </w:rPr>
+            </m:ctrlPr>
+          </m:fPr>
+          <m:num>
+            <m:sSub>
+              <m:sSubPr>
+                <m:ctrlPr>
+                  <w:rPr>
+                    <w:rFonts w:ascii="Cambria Math" w:hAnsi="Cambria Math"/>
+                    <w:i/>
+                  </w:rPr>
+                </m:ctrlPr>
+              </m:sSubPr>
+              <m:e>
+                <m:r>
+                  <w:rPr>
+                    <w:rFonts w:ascii="Cambria Math" w:hAnsi="Cambria Math"/>
+                  </w:rPr>
+                  <m:t>slope</m:t>
+                </m:r>
+              </m:e>
+              <m:sub>
+                <m:r>
+                  <w:rPr>
+                    <w:rFonts w:ascii="Cambria Math" w:hAnsi="Cambria Math"/>
+                  </w:rPr>
+                  <m:t>1</m:t>
+                </m:r>
+              </m:sub>
+            </m:sSub>
+            <m:r>
+              <w:rPr>
+                <w:rFonts w:ascii="Cambria Math" w:hAnsi="Cambria Math"/>
+              </w:rPr>
+              <m:t xml:space="preserve"> + </m:t>
+            </m:r>
+            <m:sSub>
+              <m:sSubPr>
+                <m:ctrlPr>
+                  <w:rPr>
+                    <w:rFonts w:ascii="Cambria Math" w:hAnsi="Cambria Math"/>
+                    <w:i/>
+                  </w:rPr>
+                </m:ctrlPr>
+              </m:sSubPr>
+              <m:e>
+                <m:r>
+                  <w:rPr>
+                    <w:rFonts w:ascii="Cambria Math" w:hAnsi="Cambria Math"/>
+                  </w:rPr>
+                  <m:t>slope</m:t>
+                </m:r>
+              </m:e>
+              <m:sub>
+                <m:r>
+                  <w:rPr>
+                    <w:rFonts w:ascii="Cambria Math" w:hAnsi="Cambria Math"/>
+                  </w:rPr>
+                  <m:t>2</m:t>
+                </m:r>
+              </m:sub>
+            </m:sSub>
+          </m:num>
+          <m:den>
+            <m:r>
+              <w:rPr>
+                <w:rFonts w:ascii="Cambria Math" w:hAnsi="Cambria Math"/>
+              </w:rPr>
+              <m:t>2</m:t>
+            </m:r>
+          </m:den>
+        </m:f>
+        <m:r>
+          <w:rPr>
+            <w:rFonts w:ascii="Cambria Math" w:hAnsi="Cambria Math"/>
+          </w:rPr>
+          <m:t>=</m:t>
+        </m:r>
+        <m:f>
+          <m:fPr>
+            <m:ctrlPr>
+              <w:rPr>
+                <w:rFonts w:ascii="Cambria Math" w:hAnsi="Cambria Math"/>
+                <w:i/>
+              </w:rPr>
+            </m:ctrlPr>
+          </m:fPr>
+          <m:num>
+            <m:r>
+              <w:rPr>
+                <w:rFonts w:ascii="Cambria Math" w:hAnsi="Cambria Math"/>
+              </w:rPr>
+              <m:t>74</m:t>
+            </m:r>
+            <m:r>
+              <w:rPr>
+                <w:rFonts w:ascii="Cambria Math" w:hAnsi="Cambria Math"/>
+              </w:rPr>
+              <m:t xml:space="preserve"> + </m:t>
+            </m:r>
+            <m:r>
+              <w:rPr>
+                <w:rFonts w:ascii="Cambria Math" w:hAnsi="Cambria Math"/>
+              </w:rPr>
+              <m:t>83</m:t>
+            </m:r>
+          </m:num>
+          <m:den>
+            <m:r>
+              <w:rPr>
+                <w:rFonts w:ascii="Cambria Math" w:hAnsi="Cambria Math"/>
+              </w:rPr>
+              <m:t>2</m:t>
+            </m:r>
+          </m:den>
+        </m:f>
+        <m:r>
+          <w:rPr>
+            <w:rFonts w:ascii="Cambria Math" w:hAnsi="Cambria Math"/>
+          </w:rPr>
+          <m:t>=</m:t>
+        </m:r>
+        <m:r>
+          <w:rPr>
+            <w:rFonts w:ascii="Cambria Math" w:hAnsi="Cambria Math"/>
+          </w:rPr>
+          <m:t>78.5</m:t>
+        </m:r>
+      </m:oMath>
+      <w:r>
+        <w:rPr>
+          <w:rFonts w:eastAsiaTheme="minorEastAsia"/>
+        </w:rPr>
+        <w:t xml:space="preserve"> </w:t>
+      </w:r>
+      <w:r>
+        <w:rPr>
+          <w:rFonts w:eastAsiaTheme="minorEastAsia"/>
+          <w:i/>
+          <w:iCs/>
+        </w:rPr>
+        <w:t>(triệu người / năm)</w:t>
+      </w:r>
+    </w:p>
+    <w:p>
+      <w:pPr>
+        <w:pStyle w:val="ListParagraph"/>
+        <w:numPr>
+          <w:ilvl w:val="0"/>
+          <w:numId w:val="4"/>
+        </w:numPr>
+        <w:spacing w:line="360" w:lineRule="auto"/>
+      </w:pPr>
+      <w:r>
+        <w:t>Như vậy, tốc độ tăng dân số trong năm 19</w:t>
+      </w:r>
+      <w:r>
+        <w:t>8</w:t>
+      </w:r>
+      <w:r>
+        <w:t xml:space="preserve">0 xấp xỉ </w:t>
+      </w:r>
+      <w:r>
+        <w:t>78.5</w:t>
+      </w:r>
+      <w:r>
+        <w:t xml:space="preserve"> triệu người / năm</w:t>
+      </w:r>
+      <w:r>
+        <w:t>.</w:t>
+      </w:r>
+    </w:p>
+    <w:p>
+      <w:pPr>
+        <w:pStyle w:val="ListParagraph"/>
+        <w:numPr>
+          <w:ilvl w:val="0"/>
+          <w:numId w:val="12"/>
+        </w:numPr>
+      </w:pPr>
+      <w:r>
+        <w:t xml:space="preserve">Sử dụng công cụ máy tính để tìm hàm đa thức bậc ba mô hình hóa dữ liệu trên. </w:t>
+      </w:r>
+    </w:p>
+    <w:p>
+      <w:pPr>
+        <w:pStyle w:val="ListParagraph"/>
+        <w:numPr>
+          <w:ilvl w:val="0"/>
+          <w:numId w:val="4"/>
+        </w:numPr>
+      </w:pPr>
+      <w:r>
+        <w:t>Ở đây, ta sẽ sử dụng phần mềm Matlab để tìm hàm.</w:t>
+      </w:r>
+    </w:p>
+    <w:p>
+      <w:pPr>
+        <w:pStyle w:val="ListParagraph"/>
+        <w:numPr>
+          <w:ilvl w:val="0"/>
+          <w:numId w:val="4"/>
+        </w:numPr>
       </w:pPr>
     </w:p>
     <w:sectPr>
@@ -8053,6 +12322,95 @@
     </w:lvl>
   </w:abstractNum>
   <w:abstractNum w:abstractNumId="6" w15:restartNumberingAfterBreak="0">
+    <w:nsid w:val="39E13CB9"/>
+    <w:multiLevelType w:val="hybridMultilevel"/>
+    <w:tmpl w:val="0014478A"/>
+    <w:lvl w:ilvl="0" w:tplc="FFFFFFFF">
+      <w:start w:val="1"/>
+      <w:numFmt w:val="lowerLetter"/>
+      <w:lvlText w:val="%1."/>
+      <w:lvlJc w:val="left"/>
+      <w:pPr>
+        <w:ind w:left="1080" w:hanging="360"/>
+      </w:pPr>
+      <w:rPr>
+        <w:rFonts w:hint="default"/>
+      </w:rPr>
+    </w:lvl>
+    <w:lvl w:ilvl="1" w:tplc="FFFFFFFF" w:tentative="1">
+      <w:start w:val="1"/>
+      <w:numFmt w:val="lowerLetter"/>
+      <w:lvlText w:val="%2."/>
+      <w:lvlJc w:val="left"/>
+      <w:pPr>
+        <w:ind w:left="1800" w:hanging="360"/>
+      </w:pPr>
+    </w:lvl>
+    <w:lvl w:ilvl="2" w:tplc="FFFFFFFF" w:tentative="1">
+      <w:start w:val="1"/>
+      <w:numFmt w:val="lowerRoman"/>
+      <w:lvlText w:val="%3."/>
+      <w:lvlJc w:val="right"/>
+      <w:pPr>
+        <w:ind w:left="2520" w:hanging="180"/>
+      </w:pPr>
+    </w:lvl>
+    <w:lvl w:ilvl="3" w:tplc="FFFFFFFF" w:tentative="1">
+      <w:start w:val="1"/>
+      <w:numFmt w:val="decimal"/>
+      <w:lvlText w:val="%4."/>
+      <w:lvlJc w:val="left"/>
+      <w:pPr>
+        <w:ind w:left="3240" w:hanging="360"/>
+      </w:pPr>
+    </w:lvl>
+    <w:lvl w:ilvl="4" w:tplc="FFFFFFFF" w:tentative="1">
+      <w:start w:val="1"/>
+      <w:numFmt w:val="lowerLetter"/>
+      <w:lvlText w:val="%5."/>
+      <w:lvlJc w:val="left"/>
+      <w:pPr>
+        <w:ind w:left="3960" w:hanging="360"/>
+      </w:pPr>
+    </w:lvl>
+    <w:lvl w:ilvl="5" w:tplc="FFFFFFFF" w:tentative="1">
+      <w:start w:val="1"/>
+      <w:numFmt w:val="lowerRoman"/>
+      <w:lvlText w:val="%6."/>
+      <w:lvlJc w:val="right"/>
+      <w:pPr>
+        <w:ind w:left="4680" w:hanging="180"/>
+      </w:pPr>
+    </w:lvl>
+    <w:lvl w:ilvl="6" w:tplc="FFFFFFFF" w:tentative="1">
+      <w:start w:val="1"/>
+      <w:numFmt w:val="decimal"/>
+      <w:lvlText w:val="%7."/>
+      <w:lvlJc w:val="left"/>
+      <w:pPr>
+        <w:ind w:left="5400" w:hanging="360"/>
+      </w:pPr>
+    </w:lvl>
+    <w:lvl w:ilvl="7" w:tplc="FFFFFFFF" w:tentative="1">
+      <w:start w:val="1"/>
+      <w:numFmt w:val="lowerLetter"/>
+      <w:lvlText w:val="%8."/>
+      <w:lvlJc w:val="left"/>
+      <w:pPr>
+        <w:ind w:left="6120" w:hanging="360"/>
+      </w:pPr>
+    </w:lvl>
+    <w:lvl w:ilvl="8" w:tplc="FFFFFFFF" w:tentative="1">
+      <w:start w:val="1"/>
+      <w:numFmt w:val="lowerRoman"/>
+      <w:lvlText w:val="%9."/>
+      <w:lvlJc w:val="right"/>
+      <w:pPr>
+        <w:ind w:left="6840" w:hanging="180"/>
+      </w:pPr>
+    </w:lvl>
+  </w:abstractNum>
+  <w:abstractNum w:abstractNumId="7" w15:restartNumberingAfterBreak="0">
     <w:nsid w:val="3B027B95"/>
     <w:multiLevelType w:val="hybridMultilevel"/>
     <w:tmpl w:val="5E4AD576"/>
@@ -8165,7 +12523,7 @@
       </w:rPr>
     </w:lvl>
   </w:abstractNum>
-  <w:abstractNum w:abstractNumId="7" w15:restartNumberingAfterBreak="0">
+  <w:abstractNum w:abstractNumId="8" w15:restartNumberingAfterBreak="0">
     <w:nsid w:val="3CE9045C"/>
     <w:multiLevelType w:val="hybridMultilevel"/>
     <w:tmpl w:val="853A7C0A"/>
@@ -8254,7 +12612,7 @@
       </w:pPr>
     </w:lvl>
   </w:abstractNum>
-  <w:abstractNum w:abstractNumId="8" w15:restartNumberingAfterBreak="0">
+  <w:abstractNum w:abstractNumId="9" w15:restartNumberingAfterBreak="0">
     <w:nsid w:val="69B9281C"/>
     <w:multiLevelType w:val="hybridMultilevel"/>
     <w:tmpl w:val="0014478A"/>
@@ -8343,7 +12701,96 @@
       </w:pPr>
     </w:lvl>
   </w:abstractNum>
-  <w:abstractNum w:abstractNumId="9" w15:restartNumberingAfterBreak="0">
+  <w:abstractNum w:abstractNumId="10" w15:restartNumberingAfterBreak="0">
+    <w:nsid w:val="79493C13"/>
+    <w:multiLevelType w:val="hybridMultilevel"/>
+    <w:tmpl w:val="0014478A"/>
+    <w:lvl w:ilvl="0" w:tplc="FFFFFFFF">
+      <w:start w:val="1"/>
+      <w:numFmt w:val="lowerLetter"/>
+      <w:lvlText w:val="%1."/>
+      <w:lvlJc w:val="left"/>
+      <w:pPr>
+        <w:ind w:left="1080" w:hanging="360"/>
+      </w:pPr>
+      <w:rPr>
+        <w:rFonts w:hint="default"/>
+      </w:rPr>
+    </w:lvl>
+    <w:lvl w:ilvl="1" w:tplc="FFFFFFFF" w:tentative="1">
+      <w:start w:val="1"/>
+      <w:numFmt w:val="lowerLetter"/>
+      <w:lvlText w:val="%2."/>
+      <w:lvlJc w:val="left"/>
+      <w:pPr>
+        <w:ind w:left="1800" w:hanging="360"/>
+      </w:pPr>
+    </w:lvl>
+    <w:lvl w:ilvl="2" w:tplc="FFFFFFFF" w:tentative="1">
+      <w:start w:val="1"/>
+      <w:numFmt w:val="lowerRoman"/>
+      <w:lvlText w:val="%3."/>
+      <w:lvlJc w:val="right"/>
+      <w:pPr>
+        <w:ind w:left="2520" w:hanging="180"/>
+      </w:pPr>
+    </w:lvl>
+    <w:lvl w:ilvl="3" w:tplc="FFFFFFFF" w:tentative="1">
+      <w:start w:val="1"/>
+      <w:numFmt w:val="decimal"/>
+      <w:lvlText w:val="%4."/>
+      <w:lvlJc w:val="left"/>
+      <w:pPr>
+        <w:ind w:left="3240" w:hanging="360"/>
+      </w:pPr>
+    </w:lvl>
+    <w:lvl w:ilvl="4" w:tplc="FFFFFFFF" w:tentative="1">
+      <w:start w:val="1"/>
+      <w:numFmt w:val="lowerLetter"/>
+      <w:lvlText w:val="%5."/>
+      <w:lvlJc w:val="left"/>
+      <w:pPr>
+        <w:ind w:left="3960" w:hanging="360"/>
+      </w:pPr>
+    </w:lvl>
+    <w:lvl w:ilvl="5" w:tplc="FFFFFFFF" w:tentative="1">
+      <w:start w:val="1"/>
+      <w:numFmt w:val="lowerRoman"/>
+      <w:lvlText w:val="%6."/>
+      <w:lvlJc w:val="right"/>
+      <w:pPr>
+        <w:ind w:left="4680" w:hanging="180"/>
+      </w:pPr>
+    </w:lvl>
+    <w:lvl w:ilvl="6" w:tplc="FFFFFFFF" w:tentative="1">
+      <w:start w:val="1"/>
+      <w:numFmt w:val="decimal"/>
+      <w:lvlText w:val="%7."/>
+      <w:lvlJc w:val="left"/>
+      <w:pPr>
+        <w:ind w:left="5400" w:hanging="360"/>
+      </w:pPr>
+    </w:lvl>
+    <w:lvl w:ilvl="7" w:tplc="FFFFFFFF" w:tentative="1">
+      <w:start w:val="1"/>
+      <w:numFmt w:val="lowerLetter"/>
+      <w:lvlText w:val="%8."/>
+      <w:lvlJc w:val="left"/>
+      <w:pPr>
+        <w:ind w:left="6120" w:hanging="360"/>
+      </w:pPr>
+    </w:lvl>
+    <w:lvl w:ilvl="8" w:tplc="FFFFFFFF" w:tentative="1">
+      <w:start w:val="1"/>
+      <w:numFmt w:val="lowerRoman"/>
+      <w:lvlText w:val="%9."/>
+      <w:lvlJc w:val="right"/>
+      <w:pPr>
+        <w:ind w:left="6840" w:hanging="180"/>
+      </w:pPr>
+    </w:lvl>
+  </w:abstractNum>
+  <w:abstractNum w:abstractNumId="11" w15:restartNumberingAfterBreak="0">
     <w:nsid w:val="7EA26FAC"/>
     <w:multiLevelType w:val="hybridMultilevel"/>
     <w:tmpl w:val="0014478A"/>
@@ -8442,25 +12889,31 @@
     <w:abstractNumId w:val="5"/>
   </w:num>
   <w:num w:numId="4" w16cid:durableId="459997975">
-    <w:abstractNumId w:val="6"/>
+    <w:abstractNumId w:val="7"/>
   </w:num>
   <w:num w:numId="5" w16cid:durableId="1298956027">
-    <w:abstractNumId w:val="9"/>
+    <w:abstractNumId w:val="11"/>
   </w:num>
   <w:num w:numId="6" w16cid:durableId="236942257">
     <w:abstractNumId w:val="4"/>
   </w:num>
   <w:num w:numId="7" w16cid:durableId="1119451285">
-    <w:abstractNumId w:val="7"/>
+    <w:abstractNumId w:val="8"/>
   </w:num>
   <w:num w:numId="8" w16cid:durableId="65613050">
-    <w:abstractNumId w:val="8"/>
+    <w:abstractNumId w:val="9"/>
   </w:num>
   <w:num w:numId="9" w16cid:durableId="467208235">
     <w:abstractNumId w:val="1"/>
   </w:num>
   <w:num w:numId="10" w16cid:durableId="7954266">
     <w:abstractNumId w:val="3"/>
+  </w:num>
+  <w:num w:numId="11" w16cid:durableId="1612321667">
+    <w:abstractNumId w:val="10"/>
+  </w:num>
+  <w:num w:numId="12" w16cid:durableId="1041588453">
+    <w:abstractNumId w:val="6"/>
   </w:num>
 </w:numbering>
 </file>
